--- a/2025/rascunho_informativo_ideb_2025.docx
+++ b/2025/rascunho_informativo_ideb_2025.docx
@@ -693,7 +693,7 @@
       <w:r>
         <w:drawing>
           <wp:inline distT="0" distB="0" distL="0" distR="0">
-            <wp:extent cx="5461000" cy="6744970"/>
+            <wp:extent cx="5461000" cy="6599555"/>
             <wp:effectExtent t="0" r="0" b="0" l="0"/>
             <wp:docPr id="1" name="" descr="" title=""/>
             <wp:cNvGraphicFramePr>
@@ -718,7 +718,7 @@
                   <pic:spPr bwMode="auto">
                     <a:xfrm>
                       <a:off x="0" y="0"/>
-                      <a:ext cx="5461000" cy="6744970"/>
+                      <a:ext cx="5461000" cy="6599555"/>
                     </a:xfrm>
                     <a:prstGeom prst="rect">
                       <a:avLst/>
@@ -739,7 +739,7 @@
       <w:r>
         <w:drawing>
           <wp:inline distT="0" distB="0" distL="0" distR="0">
-            <wp:extent cx="5461000" cy="7468235"/>
+            <wp:extent cx="5461000" cy="7322185"/>
             <wp:effectExtent t="0" r="0" b="0" l="0"/>
             <wp:docPr id="1" name="" descr="" title=""/>
             <wp:cNvGraphicFramePr>
@@ -764,7 +764,7 @@
                   <pic:spPr bwMode="auto">
                     <a:xfrm>
                       <a:off x="0" y="0"/>
-                      <a:ext cx="5461000" cy="7468235"/>
+                      <a:ext cx="5461000" cy="7322185"/>
                     </a:xfrm>
                     <a:prstGeom prst="rect">
                       <a:avLst/>
@@ -785,7 +785,7 @@
       <w:r>
         <w:drawing>
           <wp:inline distT="0" distB="0" distL="0" distR="0">
-            <wp:extent cx="5461000" cy="7468235"/>
+            <wp:extent cx="5461000" cy="7322185"/>
             <wp:effectExtent t="0" r="0" b="0" l="0"/>
             <wp:docPr id="1" name="" descr="" title=""/>
             <wp:cNvGraphicFramePr>
@@ -810,7 +810,7 @@
                   <pic:spPr bwMode="auto">
                     <a:xfrm>
                       <a:off x="0" y="0"/>
-                      <a:ext cx="5461000" cy="7468235"/>
+                      <a:ext cx="5461000" cy="7322185"/>
                     </a:xfrm>
                     <a:prstGeom prst="rect">
                       <a:avLst/>
@@ -919,7 +919,7 @@
           <w:sz w:val="19"/>
           <w:szCs w:val="19"/>
         </w:rPr>
-        <w:t xml:space="preserve">Ainda pendente: a SRE de Belo Horizonte aparece na base como "Metropolitana", separada de "Metropolitana A/B/C" — provavelmente uma pendência do cruzamento de município × SRE que vocês enviaram. Precisamos confirmar em qual das três sub-regionais Belo Horizonte deveria entrar antes de publicar esses gráficos.</w:t>
+        <w:t xml:space="preserve">Belo Horizonte foi reclassificada de "Metropolitana" (rótulo genérico que vinha no cruzamento) para SRE Metropolitana C, conforme a SEE-MG — já corrigido na planilha-fonte e nos gráficos.</w:t>
       </w:r>
     </w:p>
     <w:p>
@@ -987,7 +987,7 @@
       <w:r>
         <w:drawing>
           <wp:inline distT="0" distB="0" distL="0" distR="0">
-            <wp:extent cx="5461000" cy="7468235"/>
+            <wp:extent cx="5461000" cy="7322185"/>
             <wp:effectExtent t="0" r="0" b="0" l="0"/>
             <wp:docPr id="1" name="" descr="" title=""/>
             <wp:cNvGraphicFramePr>
@@ -1012,7 +1012,7 @@
                   <pic:spPr bwMode="auto">
                     <a:xfrm>
                       <a:off x="0" y="0"/>
-                      <a:ext cx="5461000" cy="7468235"/>
+                      <a:ext cx="5461000" cy="7322185"/>
                     </a:xfrm>
                     <a:prstGeom prst="rect">
                       <a:avLst/>
@@ -1033,7 +1033,7 @@
       <w:r>
         <w:drawing>
           <wp:inline distT="0" distB="0" distL="0" distR="0">
-            <wp:extent cx="5461000" cy="7322185"/>
+            <wp:extent cx="5461000" cy="7179945"/>
             <wp:effectExtent t="0" r="0" b="0" l="0"/>
             <wp:docPr id="1" name="" descr="" title=""/>
             <wp:cNvGraphicFramePr>
@@ -1058,7 +1058,7 @@
                   <pic:spPr bwMode="auto">
                     <a:xfrm>
                       <a:off x="0" y="0"/>
-                      <a:ext cx="5461000" cy="7322185"/>
+                      <a:ext cx="5461000" cy="7179945"/>
                     </a:xfrm>
                     <a:prstGeom prst="rect">
                       <a:avLst/>
@@ -1130,42 +1130,56 @@
     </w:p>
     <w:p>
       <w:pPr>
-        <w:pBdr>
-          <w:left w:val="single" w:color="1F4E79" w:sz="24" w:space="8"/>
-        </w:pBdr>
-        <w:shd w:fill="EAF1F8" w:val="clear"/>
-        <w:spacing w:after="40" w:before="120"/>
-        <w:ind w:left="200"/>
-      </w:pPr>
-      <w:r>
-        <w:rPr>
-          <w:b/>
-          <w:bCs/>
-          <w:color w:val="1F4E79"/>
-          <w:sz w:val="19"/>
-          <w:szCs w:val="19"/>
-        </w:rPr>
-        <w:t xml:space="preserve">PENDENTE</w:t>
-      </w:r>
-    </w:p>
-    <w:p>
-      <w:pPr>
-        <w:pBdr>
-          <w:left w:val="single" w:color="1F4E79" w:sz="24" w:space="8"/>
-        </w:pBdr>
-        <w:shd w:fill="EAF1F8" w:val="clear"/>
-        <w:spacing w:after="200"/>
-        <w:ind w:left="200"/>
-        <w:jc w:val="both"/>
+        <w:spacing w:after="160" w:line="288"/>
+        <w:jc w:val="both"/>
+      </w:pPr>
+      <w:r>
+        <w:rPr>
+          <w:sz w:val="21"/>
+          <w:szCs w:val="21"/>
+        </w:rPr>
+        <w:t xml:space="preserve">O cruzamento confirma o padrão: as SRE de Januária, Almenara, Araçuaí, Teófilo Otoni e Janaúba — que já apareciam entre as de pior desempenho na rede estadual — estão também entre as de menor Inse médio do estado (2023). Em contrapartida, regionais como Uberlândia, Monte Carmelo, Pouso Alegre e Coronel Fabriciano, com Inse mais alto, tendem a ter percentuais maiores de escolas com Ideb acima de 6.</w:t>
+      </w:r>
+    </w:p>
+    <w:p>
+      <w:pPr>
+        <w:spacing w:after="160" w:line="288"/>
+        <w:jc w:val="both"/>
+      </w:pPr>
+      <w:r>
+        <w:rPr>
+          <w:sz w:val="21"/>
+          <w:szCs w:val="21"/>
+        </w:rPr>
+        <w:t xml:space="preserve">O coeficiente de correlação linear entre o Inse médio das SRE e o percentual de escolas estaduais com Ideb acima de seis foi positivo e estatisticamente significativo nos anos iniciais (r = 0,43; p &lt; 0,01) e nos anos finais (r = 0,41; p &lt; 0,01) do ensino fundamental — quanto maior o nível socioeconômico dos alunos de uma SRE, maior a proporção de escolas com Ideb elevado. No ensino médio, essa correlação específica não foi significativa (r = 0,03; p = 0,82), provavelmente porque praticamente nenhuma escola estadual do estado atinge Ideb acima de 6 nessa etapa, independentemente do Inse. Já a correlação entre o Inse e o percentual de escolas com Ideb abaixo de quatro foi negativa e significativa nas três etapas (anos finais: r = -0,45, p &lt; 0,01; ensino médio: r = -0,67, p &lt; 0,001), confirmando que SRE com nível socioeconômico mais baixo concentram, proporcionalmente, mais escolas com desempenho crítico</w:t>
+      </w:r>
+      <w:r>
+        <w:rPr>
+          <w:rStyle w:val="FootnoteReference"/>
+        </w:rPr>
+        <w:footnoteReference w:id="6"/>
+      </w:r>
+      <w:r>
+        <w:rPr>
+          <w:sz w:val="21"/>
+          <w:szCs w:val="21"/>
+        </w:rPr>
+        <w:t xml:space="preserve">.</w:t>
+      </w:r>
+    </w:p>
+    <w:p>
+      <w:pPr>
+        <w:spacing w:after="160"/>
       </w:pPr>
       <w:r>
         <w:rPr>
           <w:i/>
           <w:iCs/>
-          <w:sz w:val="19"/>
-          <w:szCs w:val="19"/>
-        </w:rPr>
-        <w:t xml:space="preserve">Ainda não recebemos uma base de Inse (2023) para cruzar com os resultados por SRE/RGInt. Esta seção fica de fora até chegar esse dado — o parágrafo interpretativo (regiões de menor Inse com pior Ideb, como em 2020) e o recálculo do coeficiente de correlação dependem dele.</w:t>
+          <w:color w:val="595959"/>
+          <w:sz w:val="17"/>
+          <w:szCs w:val="17"/>
+        </w:rPr>
+        <w:t xml:space="preserve">Fonte: Inep/MEC — Indicador de Nível Socioeconômico das Escolas de Educação Básica (Inse), edição 2023.</w:t>
       </w:r>
     </w:p>
     <w:p>
@@ -1226,7 +1240,7 @@
         <w:rPr>
           <w:rStyle w:val="FootnoteReference"/>
         </w:rPr>
-        <w:footnoteReference w:id="6"/>
+        <w:footnoteReference w:id="7"/>
       </w:r>
       <w:r>
         <w:rPr>
@@ -1532,6 +1546,23 @@
     </w:p>
   </w:footnote>
   <w:footnote w:id="6">
+    <w:p>
+      <w:r>
+        <w:rPr>
+          <w:rStyle w:val="FootnoteReference"/>
+        </w:rPr>
+        <w:footnoteRef/>
+      </w:r>
+      <w:r>
+        <w:rPr>
+          <w:sz w:val="18"/>
+          <w:szCs w:val="18"/>
+        </w:rPr>
+        <w:t xml:space="preserve">Indicador de Nível Socioeconômico das Escolas de Educação Básica (Inse), Inep, edição 2023 [reconferir link da nota técnica antes de publicar]. Correlações calculadas por SRE (rede estadual, N=47), coeficiente de Pearson.</w:t>
+      </w:r>
+    </w:p>
+  </w:footnote>
+  <w:footnote w:id="7">
     <w:p>
       <w:r>
         <w:rPr>

--- a/2025/rascunho_informativo_ideb_2025.docx
+++ b/2025/rascunho_informativo_ideb_2025.docx
@@ -1303,7 +1303,7 @@
           <w:sz w:val="19"/>
           <w:szCs w:val="19"/>
         </w:rPr>
-        <w:t xml:space="preserve">Lista abaixo mantém a maioria das referências de 2020, acrescida da Nota Informativa do Ideb 2025 (Inep). Falta reconferir se os links do Inep ainda resolvem antes de publicar.</w:t>
+        <w:t xml:space="preserve">Lista de notas de rodapé atualizada com os links das notas técnicas e informativas do Inep (2021 e 2025) e do Inse 2023, além da Nota Informativa do Ideb 2025. Como não temos acesso à internet por aqui para clicar e confirmar cada um, vale uma checagem rápida antes de publicar — mas todos foram copiados de fonte primária (os próprios arquivos do Inep ou indicados por vocês), não buscados de memória.</w:t>
       </w:r>
     </w:p>
     <w:p>
@@ -1490,7 +1490,7 @@
           <w:sz w:val="18"/>
           <w:szCs w:val="18"/>
         </w:rPr>
-        <w:t xml:space="preserve">Nota Técnica do Inep sobre a metodologia de cálculo do Ideb.</w:t>
+        <w:t xml:space="preserve">Nota informativa do Ideb 2025, Inep: https://download.inep.gov.br/ideb/nota_informativa_ideb_2025.pdf. Sobre o impacto da pandemia no ciclo de 2021, ver também a nota informativa do Ideb 2021 (https://download.inep.gov.br/educacao_basica/portal_ideb/planilhas_para_download/2021/nota_informativa_ideb_2021.pdf) e o Relatório de Resultados do Saeb 2021 (https://download.inep.gov.br/educacao_basica/saeb/2021/resultados/relatorio_de_resultados_do_saeb_2021_volume_1.pdf).</w:t>
       </w:r>
     </w:p>
   </w:footnote>
@@ -1507,7 +1507,7 @@
           <w:sz w:val="18"/>
           <w:szCs w:val="18"/>
         </w:rPr>
-        <w:t xml:space="preserve">Compromisso Todos pela Educação, Decreto nº 6.094/2007; Nota Técnica do Inep sobre metas intermediárias.</w:t>
+        <w:t xml:space="preserve">Compromisso Todos pela Educação, Decreto nº 6.094/2007 (https://www.planalto.gov.br/ccivil_03/_ato2007-2010/2007/decreto/d6094.htm); Nota Técnica do Inep sobre metas intermediárias do Ideb: https://download.inep.gov.br/educacao_basica/portal_ideb/o_que_sao_as_metas/Nota_Tecnica_n2_metas_intermediarias_IDEB.pdf.</w:t>
       </w:r>
     </w:p>
   </w:footnote>
@@ -1558,7 +1558,7 @@
           <w:sz w:val="18"/>
           <w:szCs w:val="18"/>
         </w:rPr>
-        <w:t xml:space="preserve">Indicador de Nível Socioeconômico das Escolas de Educação Básica (Inse), Inep, edição 2023 [reconferir link da nota técnica antes de publicar]. Correlações calculadas por SRE (rede estadual, N=47), coeficiente de Pearson.</w:t>
+        <w:t xml:space="preserve">Indicador de Nível Socioeconômico das Escolas de Educação Básica (Inse), Inep, edição 2023. Nota técnica disponível em: https://download.inep.gov.br/publicacoes/institucionais/estatisticas_e_indicadores/indicador_nivel_socioeconomico_saeb_2023_nota_tecnica.pdf. Correlações calculadas por SRE (rede estadual, N=47), coeficiente de Pearson.</w:t>
       </w:r>
     </w:p>
   </w:footnote>

--- a/2025/rascunho_informativo_ideb_2025.docx
+++ b/2025/rascunho_informativo_ideb_2025.docx
@@ -15,7 +15,7 @@
           <w:sz w:val="20"/>
           <w:szCs w:val="20"/>
         </w:rPr>
-        <w:t xml:space="preserve">v. [?] n. [?] — agosto 2026</w:t>
+        <w:t xml:space="preserve">v. [?] n. [?], agosto 2026</w:t>
       </w:r>
       <w:r>
         <w:rPr>
@@ -39,20 +39,20 @@
           <w:sz w:val="32"/>
           <w:szCs w:val="32"/>
         </w:rPr>
-        <w:t xml:space="preserve">O desempenho da educação básica em Minas Gerais (Ideb) — resultados de 2025</w:t>
-      </w:r>
-    </w:p>
-    <w:p>
-      <w:pPr>
-        <w:spacing w:after="160" w:line="288"/>
-        <w:jc w:val="both"/>
-      </w:pPr>
-      <w:r>
-        <w:rPr>
-          <w:sz w:val="21"/>
-          <w:szCs w:val="21"/>
-        </w:rPr>
-        <w:t xml:space="preserve">O resultado do Índice de Desenvolvimento da Educação Básica (Ideb) de 2025 foi divulgado em agosto de 2026. Este informativo apresenta os principais resultados do índice para Minas Gerais considerando as diferentes etapas da educação básica (anos iniciais e finais do ensino fundamental e ensino médio) e as diferentes redes de ensino (municipal, estadual, privada e pública). Também apresenta os resultados para as superintendências regionais de ensino (SRE) do estado, coordenadorias regionais com a finalidade de supervisionar, orientar as diretrizes e políticas educacionais e de cooperar e articular com os municípios.</w:t>
+        <w:t xml:space="preserve">O desempenho da educação básica em Minas Gerais (Ideb): resultados de 2025</w:t>
+      </w:r>
+    </w:p>
+    <w:p>
+      <w:pPr>
+        <w:spacing w:after="160" w:line="288"/>
+        <w:jc w:val="both"/>
+      </w:pPr>
+      <w:r>
+        <w:rPr>
+          <w:sz w:val="21"/>
+          <w:szCs w:val="21"/>
+        </w:rPr>
+        <w:t xml:space="preserve">O resultado do Índice de Desenvolvimento da Educação Básica (Ideb) de 2025 foi divulgado em agosto de 2026. Este informativo apresenta os principais resultados do índice para Minas Gerais considerando as diferentes etapas da educação básica (anos iniciais e finais do ensino fundamental e ensino médio) e as diferentes redes de ensino (municipal, estadual, privada e pública). Também apresenta os resultados para as superintendências regionais de ensino (SRE) do estado, coordenadorias regionais com a finalidade de supervisionar e orientar as diretrizes e políticas educacionais, além de cooperar e articular com os municípios.</w:t>
       </w:r>
       <w:r>
         <w:rPr>
@@ -71,20 +71,20 @@
           <w:sz w:val="21"/>
           <w:szCs w:val="21"/>
         </w:rPr>
-        <w:t xml:space="preserve">Desde a última edição deste informativo, referente ao Ideb de 2019, o indicador já passou por três novos ciclos de divulgação — 2021, 2023 e 2025 —, o primeiro deles marcado pelo hiato letivo provocado pela pandemia de Covid-19. Este texto retoma a análise considerando esse período mais recente, com ênfase na comparação entre 2023 e 2025.</w:t>
-      </w:r>
-    </w:p>
-    <w:p>
-      <w:pPr>
-        <w:spacing w:after="160" w:line="288"/>
-        <w:jc w:val="both"/>
-      </w:pPr>
-      <w:r>
-        <w:rPr>
-          <w:sz w:val="21"/>
-          <w:szCs w:val="21"/>
-        </w:rPr>
-        <w:t xml:space="preserve">Principal indicador de acompanhamento da qualidade da educação básica, o Ideb é importante porque avalia duas dimensões fundamentais do funcionamento do sistema educacional: o desempenho dos alunos na aprendizagem (notas em provas de português e matemática) e o rendimento escolar (taxas de aprovação dos estudantes nas séries)</w:t>
+        <w:t xml:space="preserve">Desde a última edição deste informativo, referente ao Ideb de 2019, o indicador passou por três novos ciclos de divulgação, em 2021, 2023 e 2025, sendo o primeiro deles marcado pelo hiato letivo provocado pela pandemia de Covid-19. Este texto retoma a análise considerando esse período mais recente, com ênfase na comparação entre 2023 e 2025.</w:t>
+      </w:r>
+    </w:p>
+    <w:p>
+      <w:pPr>
+        <w:spacing w:after="160" w:line="288"/>
+        <w:jc w:val="both"/>
+      </w:pPr>
+      <w:r>
+        <w:rPr>
+          <w:sz w:val="21"/>
+          <w:szCs w:val="21"/>
+        </w:rPr>
+        <w:t xml:space="preserve">Principal indicador de acompanhamento da qualidade da educação básica, o Ideb é importante porque avalia duas dimensões fundamentais do funcionamento do sistema educacional, o desempenho dos alunos na aprendizagem, medido pelas notas em provas de português e matemática, e o rendimento escolar, medido pelas taxas de aprovação dos estudantes nas séries</w:t>
       </w:r>
       <w:r>
         <w:rPr>
@@ -97,7 +97,7 @@
           <w:sz w:val="21"/>
           <w:szCs w:val="21"/>
         </w:rPr>
-        <w:t xml:space="preserve">. Assim, ele é composto por dois subíndices: a nota média padronizada das provas (indicador que varia de zero a dez) e o indicador de rendimento (que varia de zero a um).</w:t>
+        <w:t xml:space="preserve">. Assim, ele é composto por dois subíndices, a nota média padronizada das provas, indicador que varia de zero a dez, e o indicador de rendimento, que varia de zero a um.</w:t>
       </w:r>
     </w:p>
     <w:p>
@@ -165,7 +165,7 @@
           <w:sz w:val="21"/>
           <w:szCs w:val="21"/>
         </w:rPr>
-        <w:t xml:space="preserve">2025 é justamente o ano-alvo dessa meta de longo prazo para os anos finais do ensino fundamental. Minas Gerais não a alcançou: registrou Ideb de 5,3 nessa etapa (tanto na rede estadual quanto na pública), abaixo dos 6,0 pretendidos — mas também abaixo da meta mais recente fixada pelo próprio Plano Estadual de Educação para o período (5,5), embora a distância tenha diminuído bastante frente a 2023. O Brasil como um todo também está distante desse patamar, com Ideb de 5,1 (rede estadual) na mesma etapa em 2025.</w:t>
+        <w:t xml:space="preserve">2025 é justamente o ano-alvo dessa meta de longo prazo para os anos finais do ensino fundamental. Minas Gerais não a alcançou. O estado registrou Ideb de 5,3 nessa etapa, tanto na rede estadual quanto na pública, abaixo dos 6,0 pretendidos e também abaixo da meta mais recente fixada pelo próprio Plano Estadual de Educação para o período, de 5,5, embora a distância em relação a 2023 tenha diminuído de forma expressiva. O Brasil como um todo também está distante desse patamar, com Ideb de 5,1 na rede estadual na mesma etapa em 2025.</w:t>
       </w:r>
     </w:p>
     <w:p>
@@ -224,20 +224,20 @@
           <w:sz w:val="21"/>
           <w:szCs w:val="21"/>
         </w:rPr>
-        <w:t xml:space="preserve">De maneira geral, os dados de 2025 apontam para avanços em todas as etapas e redes, revertendo a estagnação observada na comparação anterior (2017-2019). Nos anos iniciais, o Ideb estadual passou de 6,2 para 6,7 entre 2023 e 2025; nos anos finais, de 4,6 para 5,3; e no ensino médio, de 4,0 para 4,5. Minas Gerais superou a média nacional em todas as etapas e redes comparáveis: 6,7 contra 6,4 nos anos iniciais (rede estadual), 5,3 contra 5,1 nos anos finais, e 4,5 contra 4,3 no ensino médio. À medida que se avança no processo de escolarização, o desempenho absoluto ainda cai — os anos finais e o ensino médio seguem com Ideb mais baixo que os anos iniciais —, mas o ritmo de melhora entre 2023 e 2025 foi mais forte justamente nessas duas etapas mais desafiadoras.</w:t>
-      </w:r>
-    </w:p>
-    <w:p>
-      <w:pPr>
-        <w:spacing w:after="160" w:line="288"/>
-        <w:jc w:val="both"/>
-      </w:pPr>
-      <w:r>
-        <w:rPr>
-          <w:sz w:val="21"/>
-          <w:szCs w:val="21"/>
-        </w:rPr>
-        <w:t xml:space="preserve">Desde 2005, quando a série histórica do Ideb foi iniciada, os anos iniciais tiveram o maior avanço, tendo alcançado a meta de longo prazo (6,0) ainda na década passada. O ciclo de 2021 marcou uma queda em todas as etapas, refletindo o impacto da pandemia de Covid-19 sobre a aprendizagem; em 2025, todas as três etapas atingiram os maiores valores da própria série histórica iniciada em 2005 (Gráfico 2).</w:t>
+        <w:t xml:space="preserve">De maneira geral, os dados de 2025 apontam para avanços em todas as etapas e redes, revertendo a estagnação observada na comparação anterior, entre 2017 e 2019. Nos anos iniciais, o Ideb estadual passou de 6,2 para 6,7 entre 2023 e 2025. Nos anos finais, a variação foi de 4,6 para 5,3 e, no ensino médio, de 4,0 para 4,5. Minas Gerais superou a média nacional em todas as etapas e redes comparáveis, com 6,7 contra 6,4 nos anos iniciais na rede estadual, 5,3 contra 5,1 nos anos finais e 4,5 contra 4,3 no ensino médio. À medida que se avança no processo de escolarização, o desempenho absoluto ainda cai, de modo que os anos finais e o ensino médio seguem com Ideb mais baixo que os anos iniciais, mas o ritmo de melhora entre 2023 e 2025 foi mais forte justamente nessas duas etapas mais desafiadoras.</w:t>
+      </w:r>
+    </w:p>
+    <w:p>
+      <w:pPr>
+        <w:spacing w:after="160" w:line="288"/>
+        <w:jc w:val="both"/>
+      </w:pPr>
+      <w:r>
+        <w:rPr>
+          <w:sz w:val="21"/>
+          <w:szCs w:val="21"/>
+        </w:rPr>
+        <w:t xml:space="preserve">Desde 2005, quando a série histórica do Ideb foi iniciada, os anos iniciais tiveram o maior avanço, tendo alcançado a meta de longo prazo de 6,0 ainda na década passada. O ciclo de 2021 marcou uma queda em todas as etapas, refletindo o impacto da pandemia de Covid-19 sobre a aprendizagem. Em 2025, no entanto, as três etapas atingiram os maiores valores da própria série histórica iniciada em 2005 (Gráfico 2).</w:t>
       </w:r>
     </w:p>
     <w:p>
@@ -267,7 +267,7 @@
           <w:sz w:val="17"/>
           <w:szCs w:val="17"/>
         </w:rPr>
-        <w:t xml:space="preserve">Nota: Rede pública: considera as escolas municipais, estaduais e federais. A rede municipal, quando aparece nos Gráficos 1 e 5, é uma aproximação pela média simples dos municípios de MG — ver observação no próprio gráfico.</w:t>
+        <w:t xml:space="preserve">Nota: rede pública considera as escolas municipais, estaduais e federais. A rede municipal, quando aparece nos Gráficos 1 e 5, é uma aproximação pela média simples dos municípios de MG (ver observação no próprio gráfico).</w:t>
       </w:r>
     </w:p>
     <w:p>
@@ -296,7 +296,7 @@
           <w:sz w:val="21"/>
           <w:szCs w:val="21"/>
         </w:rPr>
-        <w:t xml:space="preserve">Entre 2023 e 2025, o Ideb dos anos iniciais avançou em todas as redes de ensino em Minas Gerais: de 6,2 para 6,7 na rede estadual e de 6,1 para 6,4 na rede pública. É o maior valor de toda a série iniciada em 2005, superando inclusive o patamar pré-pandemia (6,5, em 2017 e 2019). A queda de 2021 — quando o Ideb estadual recuou para 6,0 — foi, portanto, temporária: a etapa não só recuperou como ultrapassou a trajetória que vinha antes da pandemia.</w:t>
+        <w:t xml:space="preserve">Entre 2023 e 2025, o Ideb dos anos iniciais avançou em todas as redes de ensino em Minas Gerais, passando de 6,2 para 6,7 na rede estadual e de 6,1 para 6,4 na rede pública. Trata-se do maior valor de toda a série iniciada em 2005, superando inclusive o patamar pré-pandemia, de 6,5 em 2017 e 2019. A queda registrada em 2021, quando o Ideb estadual recuou para 6,0, foi portanto temporária, pois a etapa não apenas recuperou como ultrapassou a trajetória anterior à pandemia.</w:t>
       </w:r>
     </w:p>
     <w:p>
@@ -478,20 +478,20 @@
           <w:sz w:val="21"/>
           <w:szCs w:val="21"/>
         </w:rPr>
-        <w:t xml:space="preserve">Os anos finais do ensino fundamental tiveram o avanço mais expressivo do ciclo: o Ideb estadual saltou de 4,6 (2023) para 5,3 (2025), o maior valor da série histórica — superando até o pico local de 2021 (5,0), atingido em condições atípicas de pandemia. A rede pública seguiu o mesmo padrão (de 4,7 para 5,3).</w:t>
-      </w:r>
-    </w:p>
-    <w:p>
-      <w:pPr>
-        <w:spacing w:after="160" w:line="288"/>
-        <w:jc w:val="both"/>
-      </w:pPr>
-      <w:r>
-        <w:rPr>
-          <w:sz w:val="21"/>
-          <w:szCs w:val="21"/>
-        </w:rPr>
-        <w:t xml:space="preserve">No ensino médio, o Ideb estadual passou de 4,0, patamar em que estava estabilizado desde 2019, para 4,5 em 2025 — também recorde da série histórica. Vale registrar que o período avaliado (2023–2025) coincide com a consolidação do Novo Ensino Médio nas redes estaduais, reforma curricular implementada a partir de 2022 cujos efeitos sobre a organização da etapa ainda estão em avaliação; não é possível, com os dados disponíveis, isolar sua contribuição específica para o resultado.</w:t>
+        <w:t xml:space="preserve">Os anos finais do ensino fundamental tiveram o avanço mais expressivo do ciclo. O Ideb estadual saltou de 4,6, em 2023, para 5,3, em 2025, o maior valor da série histórica, superando até o pico local de 2021, de 5,0, atingido em condições atípicas de pandemia. A rede pública seguiu o mesmo padrão, passando de 4,7 para 5,3.</w:t>
+      </w:r>
+    </w:p>
+    <w:p>
+      <w:pPr>
+        <w:spacing w:after="160" w:line="288"/>
+        <w:jc w:val="both"/>
+      </w:pPr>
+      <w:r>
+        <w:rPr>
+          <w:sz w:val="21"/>
+          <w:szCs w:val="21"/>
+        </w:rPr>
+        <w:t xml:space="preserve">No ensino médio, o Ideb estadual passou de 4,0, patamar em que estava estabilizado desde 2019, para 4,5 em 2025, também recorde da série histórica. Vale registrar que o período avaliado, entre 2023 e 2025, coincide com a consolidação do Novo Ensino Médio nas redes estaduais, reforma curricular implementada a partir de 2022 cujos efeitos sobre a organização da etapa ainda estão em avaliação. Não é possível, portanto, com os dados disponíveis, isolar sua contribuição específica para o resultado observado.</w:t>
       </w:r>
     </w:p>
     <w:p>
@@ -594,7 +594,7 @@
           <w:sz w:val="21"/>
           <w:szCs w:val="21"/>
         </w:rPr>
-        <w:t xml:space="preserve">Nas redes pública e estadual, os dois subíndices subiram juntos nas três etapas — sinal de melhora "genuína", em que o avanço na aprovação veio acompanhado de aprendizagem maior, e não de uma aprovação mais frouxa. O padrão mais chamativo é o da rede privada: o rendimento subiu com força nas três etapas (o equivalente a 0,02 a 0,12 ponto de aprovação a mais), mas o desempenho no Saeb caiu nos anos iniciais e no ensino médio. Ou seja, a rede privada aprovou mais alunos sem que isso viesse acompanhado, em média, de mais aprendizagem — o inverso do movimento observado nas redes públicas.</w:t>
+        <w:t xml:space="preserve">Nas redes pública e estadual, os dois subíndices subiram juntos nas três etapas, o que sinaliza uma melhora genuína, em que o avanço na aprovação veio acompanhado de aprendizagem maior, e não de uma aprovação mais frouxa. O padrão mais chamativo é o da rede privada, cujo rendimento subiu com força nas três etapas, o equivalente a 0,02 a 0,12 ponto de aprovação a mais, mas cujo desempenho no Saeb caiu nos anos iniciais e no ensino médio. Ou seja, a rede privada aprovou mais alunos sem que isso viesse acompanhado, em média, de mais aprendizagem, movimento inverso ao observado nas redes públicas.</w:t>
       </w:r>
     </w:p>
     <w:p>
@@ -638,20 +638,20 @@
           <w:sz w:val="21"/>
           <w:szCs w:val="21"/>
         </w:rPr>
-        <w:t xml:space="preserve">Na comparação da rede estadual de Minas Gerais com a dos demais estados do Brasil, o estado ocupa hoje a 6ª posição no ranking do Ideb de 2025 tanto nos anos iniciais (6,7) quanto nos anos finais (5,3) do ensino fundamental — a mesma posição de 2023 nos anos iniciais. No ensino médio, Minas subiu da 12ª para a 8ª posição (Ideb de 4,5).</w:t>
-      </w:r>
-    </w:p>
-    <w:p>
-      <w:pPr>
-        <w:spacing w:after="160" w:line="288"/>
-        <w:jc w:val="both"/>
-      </w:pPr>
-      <w:r>
-        <w:rPr>
-          <w:sz w:val="21"/>
-          <w:szCs w:val="21"/>
-        </w:rPr>
-        <w:t xml:space="preserve">O avanço mais notável foi na rede pública dos anos finais do fundamental: Minas Gerais saltou da 16ª para a 4ª posição entre os estados, com alta de 0,6 ponto (de 4,7 para 5,3) — um dos maiores avanços do país nessa rede e etapa.</w:t>
+        <w:t xml:space="preserve">Na comparação da rede estadual de Minas Gerais com a dos demais estados do Brasil, o estado ocupa hoje a 6ª posição no ranking do Ideb de 2025 tanto nos anos iniciais (6,7) quanto nos anos finais (5,3) do ensino fundamental, a mesma posição já ocupada em 2023 nos anos iniciais. No ensino médio, Minas Gerais subiu da 12ª para a 8ª posição, com Ideb de 4,5.</w:t>
+      </w:r>
+    </w:p>
+    <w:p>
+      <w:pPr>
+        <w:spacing w:after="160" w:line="288"/>
+        <w:jc w:val="both"/>
+      </w:pPr>
+      <w:r>
+        <w:rPr>
+          <w:sz w:val="21"/>
+          <w:szCs w:val="21"/>
+        </w:rPr>
+        <w:t xml:space="preserve">O avanço mais notável ocorreu na rede pública dos anos finais do fundamental. Minas Gerais saltou da 16ª para a 4ª posição entre os estados, com alta de 0,6 ponto, de 4,7 para 5,3, um dos maiores avanços do país nessa rede e etapa.</w:t>
       </w:r>
     </w:p>
     <w:p>
@@ -682,7 +682,7 @@
           <w:sz w:val="24"/>
           <w:szCs w:val="24"/>
         </w:rPr>
-        <w:t xml:space="preserve">Recorte regional — rede estadual</w:t>
+        <w:t xml:space="preserve">Recorte regional: rede estadual</w:t>
       </w:r>
     </w:p>
     <w:p>
@@ -833,33 +833,33 @@
           <w:sz w:val="21"/>
           <w:szCs w:val="21"/>
         </w:rPr>
-        <w:t xml:space="preserve">Nos anos iniciais, o quadro regional é bastante positivo: em 34 das SRE analisadas, mais de 90% das escolas estaduais têm Ideb igual ou acima de 6 — e em 12 delas, 100% das escolas atingem essa faixa. As SRE de Januária, Almenara e Carangola têm os menores percentuais nessa faixa (48% a 50%), ainda assim a maioria das escolas.</w:t>
-      </w:r>
-    </w:p>
-    <w:p>
-      <w:pPr>
-        <w:spacing w:after="160" w:line="288"/>
-        <w:jc w:val="both"/>
-      </w:pPr>
-      <w:r>
-        <w:rPr>
-          <w:sz w:val="21"/>
-          <w:szCs w:val="21"/>
-        </w:rPr>
-        <w:t xml:space="preserve">Avançando no ciclo escolar, o quadro nos anos finais é mais desafiador: apenas 13% das escolas estaduais do estado têm Ideb igual ou acima de 6, e a maior parte (56%) está na faixa intermediária, de 5 a 5,9. As SRE de Conselheiro Lafaiete (43%), Muriaé (32%) e Poços de Caldas (29%) têm os maiores percentuais de escolas na faixa mais alta; já Teófilo Otoni e Unaí não têm nenhuma escola estadual com Ideb acima de 6 nessa etapa, e Caratinga, Januária e Teófilo Otoni concentram os maiores percentuais de escolas abaixo de 4.</w:t>
-      </w:r>
-    </w:p>
-    <w:p>
-      <w:pPr>
-        <w:spacing w:after="160" w:line="288"/>
-        <w:jc w:val="both"/>
-      </w:pPr>
-      <w:r>
-        <w:rPr>
-          <w:sz w:val="21"/>
-          <w:szCs w:val="21"/>
-        </w:rPr>
-        <w:t xml:space="preserve">O ensino médio é a etapa com o cenário mais crítico: menos de 1% das escolas estaduais do estado atingem Ideb igual ou acima de 6, e 72% estão na faixa de 4 a 4,9. Januária (38%), Teófilo Otoni (33%) e Montes Claros (30%) concentram os maiores percentuais de escolas com Ideb abaixo de 4 nessa etapa.</w:t>
+        <w:t xml:space="preserve">Nos anos iniciais, o quadro regional é bastante positivo. Em 34 das SRE analisadas, mais de 90% das escolas estaduais têm Ideb igual ou acima de 6, e em 12 delas todas as escolas atingem essa faixa. As SRE de Januária, Almenara e Carangola apresentam os menores percentuais nessa faixa, entre 48% e 50%, ainda assim a maioria das escolas.</w:t>
+      </w:r>
+    </w:p>
+    <w:p>
+      <w:pPr>
+        <w:spacing w:after="160" w:line="288"/>
+        <w:jc w:val="both"/>
+      </w:pPr>
+      <w:r>
+        <w:rPr>
+          <w:sz w:val="21"/>
+          <w:szCs w:val="21"/>
+        </w:rPr>
+        <w:t xml:space="preserve">Avançando no ciclo escolar, o quadro nos anos finais é mais desafiador. Apenas 13% das escolas estaduais do estado têm Ideb igual ou acima de 6, e a maior parte, 56%, está na faixa intermediária, de 5 a 5,9. As SRE de Conselheiro Lafaiete, Muriaé e Poços de Caldas têm os maiores percentuais de escolas na faixa mais alta, com 43%, 32% e 29%, respectivamente. Teófilo Otoni e Unaí, por sua vez, não têm nenhuma escola estadual com Ideb acima de 6 nessa etapa, e Caratinga, Januária e Teófilo Otoni concentram os maiores percentuais de escolas abaixo de 4.</w:t>
+      </w:r>
+    </w:p>
+    <w:p>
+      <w:pPr>
+        <w:spacing w:after="160" w:line="288"/>
+        <w:jc w:val="both"/>
+      </w:pPr>
+      <w:r>
+        <w:rPr>
+          <w:sz w:val="21"/>
+          <w:szCs w:val="21"/>
+        </w:rPr>
+        <w:t xml:space="preserve">O ensino médio é a etapa com o cenário mais crítico. Menos de 1% das escolas estaduais do estado atingem Ideb igual ou acima de 6, e 72% estão na faixa de 4 a 4,9. Januária, Teófilo Otoni e Montes Claros concentram os maiores percentuais de escolas com Ideb abaixo de 4 nessa etapa, com 38%, 33% e 30%, respectivamente.</w:t>
       </w:r>
     </w:p>
     <w:p>
@@ -899,7 +899,7 @@
           <w:sz w:val="19"/>
           <w:szCs w:val="19"/>
         </w:rPr>
-        <w:t xml:space="preserve">Nos Gráficos 6 a 8, SRE com menos de 3 escolas naquela rede/etapa foram omitidas para evitar percentuais de "tudo ou nada" sem significado (afetou Campo Belo, Curvelo, Itajubá, Metropolitana A e Pirapora, só nos anos iniciais). É um corte mais simples do que o critério de participação usado pelo Inep para divulgar resultado por escola (10 alunos presentes e 80% de participação), que não pôde ser aplicado aqui porque os arquivos de divulgação não trazem o número de alunos avaliados — apenas o Ideb já calculado.</w:t>
+        <w:t xml:space="preserve">Nos Gráficos 6 a 8, SRE com menos de 3 escolas naquela rede/etapa foram omitidas para evitar percentuais de "tudo ou nada" sem significado (afetou Campo Belo, Curvelo, Itajubá, Metropolitana A e Pirapora, só nos anos iniciais). É um corte mais simples do que o critério de participação usado pelo Inep para divulgar resultado por escola (10 alunos presentes e 80% de participação), que não pôde ser aplicado aqui porque os arquivos de divulgação não trazem o número de alunos avaliados, apenas o Ideb já calculado.</w:t>
       </w:r>
     </w:p>
     <w:p>
@@ -919,7 +919,7 @@
           <w:sz w:val="19"/>
           <w:szCs w:val="19"/>
         </w:rPr>
-        <w:t xml:space="preserve">Belo Horizonte foi reclassificada de "Metropolitana" (rótulo genérico que vinha no cruzamento) para SRE Metropolitana C, conforme a SEE-MG — já corrigido na planilha-fonte e nos gráficos.</w:t>
+        <w:t xml:space="preserve">Belo Horizonte foi reclassificada de "Metropolitana", rótulo genérico que vinha no cruzamento, para SRE Metropolitana C, conforme a SEE-MG. Correção já aplicada na planilha-fonte e nos gráficos.</w:t>
       </w:r>
     </w:p>
     <w:p>
@@ -950,20 +950,20 @@
           <w:sz w:val="24"/>
           <w:szCs w:val="24"/>
         </w:rPr>
-        <w:t xml:space="preserve">Recorte regional — rede municipal</w:t>
-      </w:r>
-    </w:p>
-    <w:p>
-      <w:pPr>
-        <w:spacing w:after="160" w:line="288"/>
-        <w:jc w:val="both"/>
-      </w:pPr>
-      <w:r>
-        <w:rPr>
-          <w:sz w:val="21"/>
-          <w:szCs w:val="21"/>
-        </w:rPr>
-        <w:t xml:space="preserve">Nos anos iniciais do ensino fundamental, 67% das escolas municipais de Minas Gerais têm Ideb igual ou acima de 6 — proporção menor que a da rede estadual na mesma etapa (78%), mas ainda majoritária. Já nos anos finais, apenas 7% das escolas municipais atingem essa faixa, e 46% delas têm Ideb entre 4 e 4,9</w:t>
+        <w:t xml:space="preserve">Recorte regional: rede municipal</w:t>
+      </w:r>
+    </w:p>
+    <w:p>
+      <w:pPr>
+        <w:spacing w:after="160" w:line="288"/>
+        <w:jc w:val="both"/>
+      </w:pPr>
+      <w:r>
+        <w:rPr>
+          <w:sz w:val="21"/>
+          <w:szCs w:val="21"/>
+        </w:rPr>
+        <w:t xml:space="preserve">Nos anos iniciais do ensino fundamental, 67% das escolas municipais de Minas Gerais têm Ideb igual ou acima de 6, proporção menor que a da rede estadual na mesma etapa, de 78%, mas ainda majoritária. Já nos anos finais, apenas 7% das escolas municipais atingem essa faixa, e 46% delas têm Ideb entre 4 e 4,9</w:t>
       </w:r>
       <w:r>
         <w:rPr>
@@ -1138,20 +1138,20 @@
           <w:sz w:val="21"/>
           <w:szCs w:val="21"/>
         </w:rPr>
-        <w:t xml:space="preserve">O cruzamento confirma o padrão: as SRE de Januária, Almenara, Araçuaí, Teófilo Otoni e Janaúba — que já apareciam entre as de pior desempenho na rede estadual — estão também entre as de menor Inse médio do estado (2023). Em contrapartida, regionais como Uberlândia, Monte Carmelo, Pouso Alegre e Coronel Fabriciano, com Inse mais alto, tendem a ter percentuais maiores de escolas com Ideb acima de 6.</w:t>
-      </w:r>
-    </w:p>
-    <w:p>
-      <w:pPr>
-        <w:spacing w:after="160" w:line="288"/>
-        <w:jc w:val="both"/>
-      </w:pPr>
-      <w:r>
-        <w:rPr>
-          <w:sz w:val="21"/>
-          <w:szCs w:val="21"/>
-        </w:rPr>
-        <w:t xml:space="preserve">O coeficiente de correlação linear entre o Inse médio das SRE e o percentual de escolas estaduais com Ideb acima de seis foi positivo e estatisticamente significativo nos anos iniciais (r = 0,43; p &lt; 0,01) e nos anos finais (r = 0,41; p &lt; 0,01) do ensino fundamental — quanto maior o nível socioeconômico dos alunos de uma SRE, maior a proporção de escolas com Ideb elevado. No ensino médio, essa correlação específica não foi significativa (r = 0,03; p = 0,82), provavelmente porque praticamente nenhuma escola estadual do estado atinge Ideb acima de 6 nessa etapa, independentemente do Inse. Já a correlação entre o Inse e o percentual de escolas com Ideb abaixo de quatro foi negativa e significativa nas três etapas (anos finais: r = -0,45, p &lt; 0,01; ensino médio: r = -0,67, p &lt; 0,001), confirmando que SRE com nível socioeconômico mais baixo concentram, proporcionalmente, mais escolas com desempenho crítico</w:t>
+        <w:t xml:space="preserve">O cruzamento confirma o padrão. As SRE de Januária, Almenara, Araçuaí, Teófilo Otoni e Janaúba, que já apareciam entre as de pior desempenho na rede estadual, estão também entre as de menor Inse médio do estado em 2023. Em contrapartida, regionais como Uberlândia, Monte Carmelo, Pouso Alegre e Coronel Fabriciano, com Inse mais alto, tendem a apresentar percentuais maiores de escolas com Ideb acima de 6.</w:t>
+      </w:r>
+    </w:p>
+    <w:p>
+      <w:pPr>
+        <w:spacing w:after="160" w:line="288"/>
+        <w:jc w:val="both"/>
+      </w:pPr>
+      <w:r>
+        <w:rPr>
+          <w:sz w:val="21"/>
+          <w:szCs w:val="21"/>
+        </w:rPr>
+        <w:t xml:space="preserve">O coeficiente de correlação linear entre o Inse médio das SRE e o percentual de escolas estaduais com Ideb acima de seis foi positivo e estatisticamente significativo tanto nos anos iniciais (r = 0,43, p &lt; 0,01) quanto nos anos finais (r = 0,41, p &lt; 0,01) do ensino fundamental, de modo que, quanto maior o nível socioeconômico dos alunos de uma SRE, maior a proporção de escolas com Ideb elevado. No ensino médio, essa correlação específica não foi significativa (r = 0,03, p = 0,82), provavelmente porque praticamente nenhuma escola estadual do estado atinge Ideb acima de 6 nessa etapa, independentemente do Inse. Já a correlação entre o Inse e o percentual de escolas com Ideb abaixo de quatro foi negativa e significativa nas etapas em que pôde ser calculada, com r = -0,45 (p &lt; 0,01) nos anos finais e r = -0,67 (p &lt; 0,001) no ensino médio, confirmando que SRE com nível socioeconômico mais baixo concentram, proporcionalmente, mais escolas com desempenho crítico</w:t>
       </w:r>
       <w:r>
         <w:rPr>
@@ -1179,7 +1179,7 @@
           <w:sz w:val="17"/>
           <w:szCs w:val="17"/>
         </w:rPr>
-        <w:t xml:space="preserve">Fonte: Inep/MEC — Indicador de Nível Socioeconômico das Escolas de Educação Básica (Inse), edição 2023.</w:t>
+        <w:t xml:space="preserve">Fonte: Inep/MEC, Indicador de Nível Socioeconômico das Escolas de Educação Básica (Inse), edição 2023.</w:t>
       </w:r>
     </w:p>
     <w:p>
@@ -1208,33 +1208,33 @@
           <w:sz w:val="21"/>
           <w:szCs w:val="21"/>
         </w:rPr>
-        <w:t xml:space="preserve">Os resultados de 2025 marcam uma inflexão positiva na trajetória do Ideb em Minas Gerais: depois do recuo generalizado provocado pela pandemia em 2021, as três etapas da educação básica não só recuperaram como superaram seus melhores patamares históricos, com melhora simultânea de aprovação e aprendizagem nas redes pública e estadual — o caminho mais sólido para o avanço do indicador. O estado também melhorou sua posição relativa no país, com destaque para o salto da rede estadual nos anos finais do fundamental, da 16ª para a 4ª colocação nacional.</w:t>
-      </w:r>
-    </w:p>
-    <w:p>
-      <w:pPr>
-        <w:spacing w:after="160" w:line="288"/>
-        <w:jc w:val="both"/>
-      </w:pPr>
-      <w:r>
-        <w:rPr>
-          <w:sz w:val="21"/>
-          <w:szCs w:val="21"/>
-        </w:rPr>
-        <w:t xml:space="preserve">Ainda assim, o desafio de sustentar a qualidade ao longo da trajetória escolar permanece: o Ideb cai a cada etapa, e o recorte por SRE mostra desigualdades regionais persistentes, mais amplas justamente nas etapas mais avançadas — no ensino médio, praticamente nenhuma escola estadual do estado atinge a marca de 6, e regionais como Januária e Teófilo Otoni concentram os piores resultados em quase todas as etapas e redes analisadas.</w:t>
-      </w:r>
-    </w:p>
-    <w:p>
-      <w:pPr>
-        <w:spacing w:after="160" w:line="288"/>
-        <w:jc w:val="both"/>
-      </w:pPr>
-      <w:r>
-        <w:rPr>
-          <w:sz w:val="21"/>
-          <w:szCs w:val="21"/>
-        </w:rPr>
-        <w:t xml:space="preserve">Cabe registrar, por fim, que o Ideb, como todo indicador sintético, tem limites. Ao combinar rendimento e desempenho em um único número, ele pode mascarar estratégias de melhoria que não se traduzem em aprendizagem efetiva — como o próprio recorte por rede sugere ter ocorrido na rede privada em 2025, onde a aprovação subiu mais que o aprendizado</w:t>
+        <w:t xml:space="preserve">Os resultados de 2025 marcam uma inflexão positiva na trajetória do Ideb em Minas Gerais. Depois do recuo generalizado provocado pela pandemia em 2021, as três etapas da educação básica não só recuperaram como superaram seus melhores patamares históricos, com melhora simultânea de aprovação e aprendizagem nas redes pública e estadual, o caminho mais sólido para o avanço do indicador. O estado também melhorou sua posição relativa no país, com destaque para o salto da rede estadual nos anos finais do fundamental, da 16ª para a 4ª colocação nacional.</w:t>
+      </w:r>
+    </w:p>
+    <w:p>
+      <w:pPr>
+        <w:spacing w:after="160" w:line="288"/>
+        <w:jc w:val="both"/>
+      </w:pPr>
+      <w:r>
+        <w:rPr>
+          <w:sz w:val="21"/>
+          <w:szCs w:val="21"/>
+        </w:rPr>
+        <w:t xml:space="preserve">Ainda assim, o desafio de sustentar a qualidade ao longo da trajetória escolar permanece. O Ideb cai a cada etapa, e o recorte por SRE mostra desigualdades regionais persistentes, mais amplas justamente nas etapas mais avançadas. No ensino médio, praticamente nenhuma escola estadual do estado atinge a marca de 6, e regionais como Januária e Teófilo Otoni concentram os piores resultados em quase todas as etapas e redes analisadas.</w:t>
+      </w:r>
+    </w:p>
+    <w:p>
+      <w:pPr>
+        <w:spacing w:after="160" w:line="288"/>
+        <w:jc w:val="both"/>
+      </w:pPr>
+      <w:r>
+        <w:rPr>
+          <w:sz w:val="21"/>
+          <w:szCs w:val="21"/>
+        </w:rPr>
+        <w:t xml:space="preserve">Cabe registrar, por fim, que o Ideb, como todo indicador sintético, tem limites. Ao combinar rendimento e desempenho em um único número, ele pode mascarar estratégias de melhoria que não se traduzem em aprendizagem efetiva, como o próprio recorte por rede sugere ter ocorrido na rede privada em 2025, em que a aprovação subiu mais que o aprendizado</w:t>
       </w:r>
       <w:r>
         <w:rPr>
@@ -1247,7 +1247,7 @@
           <w:sz w:val="21"/>
           <w:szCs w:val="21"/>
         </w:rPr>
-        <w:t xml:space="preserve">. Isso não invalida seu uso como referência de acompanhamento, mas recomenda cautela na leitura de variações pontuais e reforça a importância de olhar os subíndices — e não apenas o resultado final — na análise de política educacional.</w:t>
+        <w:t xml:space="preserve">. Isso não invalida seu uso como referência de acompanhamento, mas recomenda cautela na leitura de variações pontuais e reforça a importância de observar os subíndices, e não apenas o resultado final, na análise de política educacional.</w:t>
       </w:r>
     </w:p>
     <w:p>
@@ -1303,7 +1303,7 @@
           <w:sz w:val="19"/>
           <w:szCs w:val="19"/>
         </w:rPr>
-        <w:t xml:space="preserve">Lista de notas de rodapé atualizada com os links das notas técnicas e informativas do Inep (2021 e 2025) e do Inse 2023, além da Nota Informativa do Ideb 2025. Como não temos acesso à internet por aqui para clicar e confirmar cada um, vale uma checagem rápida antes de publicar — mas todos foram copiados de fonte primária (os próprios arquivos do Inep ou indicados por vocês), não buscados de memória.</w:t>
+        <w:t xml:space="preserve">Lista de notas de rodapé atualizada com os links das notas técnicas e informativas do Inep (2021 e 2025) e do Inse 2023, além da Nota Informativa do Ideb 2025. Como não temos acesso à internet por aqui para clicar e confirmar cada um, vale uma checagem rápida antes de publicar. Todos, no entanto, foram copiados de fonte primária, os próprios arquivos do Inep ou indicados por vocês, e não buscados de memória.</w:t>
       </w:r>
     </w:p>
     <w:p>
@@ -1372,7 +1372,7 @@
           <w:sz w:val="19"/>
           <w:szCs w:val="19"/>
         </w:rPr>
-        <w:t xml:space="preserve">Confirmar se a equipe da Coordenação de Pesquisas em Políticas Públicas — elaboração e revisão — mudou desde 2020, antes de publicar os nomes.</w:t>
+        <w:t xml:space="preserve">Confirmar se a equipe da Coordenação de Pesquisas em Políticas Públicas (elaboração e revisão) mudou desde 2020, antes de publicar os nomes.</w:t>
       </w:r>
     </w:p>
     <w:sectPr>
@@ -1507,7 +1507,7 @@
           <w:sz w:val="18"/>
           <w:szCs w:val="18"/>
         </w:rPr>
-        <w:t xml:space="preserve">Compromisso Todos pela Educação, Decreto nº 6.094/2007 (https://www.planalto.gov.br/ccivil_03/_ato2007-2010/2007/decreto/d6094.htm); Nota Técnica do Inep sobre metas intermediárias do Ideb: https://download.inep.gov.br/educacao_basica/portal_ideb/o_que_sao_as_metas/Nota_Tecnica_n2_metas_intermediarias_IDEB.pdf.</w:t>
+        <w:t xml:space="preserve">Compromisso Todos pela Educação, Decreto nº 6.094/2007 (https://www.planalto.gov.br/ccivil_03/_ato2007-2010/2007/decreto/d6094.htm). Nota Técnica do Inep sobre metas intermediárias do Ideb: https://download.inep.gov.br/educacao_basica/portal_ideb/o_que_sao_as_metas/Nota_Tecnica_n2_metas_intermediarias_IDEB.pdf.</w:t>
       </w:r>
     </w:p>
   </w:footnote>

--- a/2025/rascunho_informativo_ideb_2025.docx
+++ b/2025/rascunho_informativo_ideb_2025.docx
@@ -307,7 +307,7 @@
       <w:r>
         <w:drawing>
           <wp:inline distT="0" distB="0" distL="0" distR="0">
-            <wp:extent cx="5715000" cy="3477260"/>
+            <wp:extent cx="5715000" cy="3564255"/>
             <wp:effectExtent t="0" r="0" b="0" l="0"/>
             <wp:docPr id="1" name="" descr="" title=""/>
             <wp:cNvGraphicFramePr>
@@ -332,7 +332,7 @@
                   <pic:spPr bwMode="auto">
                     <a:xfrm>
                       <a:off x="0" y="0"/>
-                      <a:ext cx="5715000" cy="3477260"/>
+                      <a:ext cx="5715000" cy="3564255"/>
                     </a:xfrm>
                     <a:prstGeom prst="rect">
                       <a:avLst/>
@@ -384,7 +384,7 @@
       <w:r>
         <w:drawing>
           <wp:inline distT="0" distB="0" distL="0" distR="0">
-            <wp:extent cx="5715000" cy="3477260"/>
+            <wp:extent cx="5715000" cy="3564255"/>
             <wp:effectExtent t="0" r="0" b="0" l="0"/>
             <wp:docPr id="1" name="" descr="" title=""/>
             <wp:cNvGraphicFramePr>
@@ -409,7 +409,7 @@
                   <pic:spPr bwMode="auto">
                     <a:xfrm>
                       <a:off x="0" y="0"/>
-                      <a:ext cx="5715000" cy="3477260"/>
+                      <a:ext cx="5715000" cy="3564255"/>
                     </a:xfrm>
                     <a:prstGeom prst="rect">
                       <a:avLst/>
@@ -430,7 +430,7 @@
       <w:r>
         <w:drawing>
           <wp:inline distT="0" distB="0" distL="0" distR="0">
-            <wp:extent cx="5715000" cy="3294380"/>
+            <wp:extent cx="5715000" cy="3554095"/>
             <wp:effectExtent t="0" r="0" b="0" l="0"/>
             <wp:docPr id="1" name="" descr="" title=""/>
             <wp:cNvGraphicFramePr>
@@ -455,7 +455,7 @@
                   <pic:spPr bwMode="auto">
                     <a:xfrm>
                       <a:off x="0" y="0"/>
-                      <a:ext cx="5715000" cy="3294380"/>
+                      <a:ext cx="5715000" cy="3554095"/>
                     </a:xfrm>
                     <a:prstGeom prst="rect">
                       <a:avLst/>
@@ -693,7 +693,7 @@
       <w:r>
         <w:drawing>
           <wp:inline distT="0" distB="0" distL="0" distR="0">
-            <wp:extent cx="5461000" cy="6599555"/>
+            <wp:extent cx="5461000" cy="7024370"/>
             <wp:effectExtent t="0" r="0" b="0" l="0"/>
             <wp:docPr id="1" name="" descr="" title=""/>
             <wp:cNvGraphicFramePr>
@@ -718,7 +718,7 @@
                   <pic:spPr bwMode="auto">
                     <a:xfrm>
                       <a:off x="0" y="0"/>
-                      <a:ext cx="5461000" cy="6599555"/>
+                      <a:ext cx="5461000" cy="7024370"/>
                     </a:xfrm>
                     <a:prstGeom prst="rect">
                       <a:avLst/>
@@ -739,7 +739,7 @@
       <w:r>
         <w:drawing>
           <wp:inline distT="0" distB="0" distL="0" distR="0">
-            <wp:extent cx="5461000" cy="7322185"/>
+            <wp:extent cx="5461000" cy="7737475"/>
             <wp:effectExtent t="0" r="0" b="0" l="0"/>
             <wp:docPr id="1" name="" descr="" title=""/>
             <wp:cNvGraphicFramePr>
@@ -764,7 +764,7 @@
                   <pic:spPr bwMode="auto">
                     <a:xfrm>
                       <a:off x="0" y="0"/>
-                      <a:ext cx="5461000" cy="7322185"/>
+                      <a:ext cx="5461000" cy="7737475"/>
                     </a:xfrm>
                     <a:prstGeom prst="rect">
                       <a:avLst/>
@@ -785,7 +785,7 @@
       <w:r>
         <w:drawing>
           <wp:inline distT="0" distB="0" distL="0" distR="0">
-            <wp:extent cx="5461000" cy="7322185"/>
+            <wp:extent cx="5461000" cy="7737475"/>
             <wp:effectExtent t="0" r="0" b="0" l="0"/>
             <wp:docPr id="1" name="" descr="" title=""/>
             <wp:cNvGraphicFramePr>
@@ -810,7 +810,7 @@
                   <pic:spPr bwMode="auto">
                     <a:xfrm>
                       <a:off x="0" y="0"/>
-                      <a:ext cx="5461000" cy="7322185"/>
+                      <a:ext cx="5461000" cy="7737475"/>
                     </a:xfrm>
                     <a:prstGeom prst="rect">
                       <a:avLst/>
@@ -987,7 +987,7 @@
       <w:r>
         <w:drawing>
           <wp:inline distT="0" distB="0" distL="0" distR="0">
-            <wp:extent cx="5461000" cy="7322185"/>
+            <wp:extent cx="5461000" cy="7737475"/>
             <wp:effectExtent t="0" r="0" b="0" l="0"/>
             <wp:docPr id="1" name="" descr="" title=""/>
             <wp:cNvGraphicFramePr>
@@ -1012,7 +1012,7 @@
                   <pic:spPr bwMode="auto">
                     <a:xfrm>
                       <a:off x="0" y="0"/>
-                      <a:ext cx="5461000" cy="7322185"/>
+                      <a:ext cx="5461000" cy="7737475"/>
                     </a:xfrm>
                     <a:prstGeom prst="rect">
                       <a:avLst/>
@@ -1033,7 +1033,7 @@
       <w:r>
         <w:drawing>
           <wp:inline distT="0" distB="0" distL="0" distR="0">
-            <wp:extent cx="5461000" cy="7179945"/>
+            <wp:extent cx="5461000" cy="7594600"/>
             <wp:effectExtent t="0" r="0" b="0" l="0"/>
             <wp:docPr id="1" name="" descr="" title=""/>
             <wp:cNvGraphicFramePr>
@@ -1058,7 +1058,7 @@
                   <pic:spPr bwMode="auto">
                     <a:xfrm>
                       <a:off x="0" y="0"/>
-                      <a:ext cx="5461000" cy="7179945"/>
+                      <a:ext cx="5461000" cy="7594600"/>
                     </a:xfrm>
                     <a:prstGeom prst="rect">
                       <a:avLst/>

--- a/2025/rascunho_informativo_ideb_2025.docx
+++ b/2025/rascunho_informativo_ideb_2025.docx
@@ -176,7 +176,7 @@
       <w:r>
         <w:drawing>
           <wp:inline distT="0" distB="0" distL="0" distR="0">
-            <wp:extent cx="5715000" cy="2632075"/>
+            <wp:extent cx="5715000" cy="2783205"/>
             <wp:effectExtent t="0" r="0" b="0" l="0"/>
             <wp:docPr id="1" name="" descr="" title=""/>
             <wp:cNvGraphicFramePr>
@@ -201,7 +201,7 @@
                   <pic:spPr bwMode="auto">
                     <a:xfrm>
                       <a:off x="0" y="0"/>
-                      <a:ext cx="5715000" cy="2632075"/>
+                      <a:ext cx="5715000" cy="2783205"/>
                     </a:xfrm>
                     <a:prstGeom prst="rect">
                       <a:avLst/>
@@ -242,30 +242,30 @@
     </w:p>
     <w:p>
       <w:pPr>
-        <w:spacing w:after="20"/>
+        <w:spacing w:after="20" w:before="100"/>
       </w:pPr>
       <w:r>
         <w:rPr>
           <w:i/>
           <w:iCs/>
           <w:color w:val="595959"/>
-          <w:sz w:val="17"/>
-          <w:szCs w:val="17"/>
+          <w:sz w:val="19"/>
+          <w:szCs w:val="19"/>
         </w:rPr>
         <w:t xml:space="preserve">Fonte: Inep/MEC, divulgação Ideb 2025 (por município e por UF).</w:t>
       </w:r>
     </w:p>
     <w:p>
       <w:pPr>
-        <w:spacing w:after="160"/>
+        <w:spacing w:after="160" w:before="0"/>
       </w:pPr>
       <w:r>
         <w:rPr>
           <w:i/>
           <w:iCs/>
           <w:color w:val="595959"/>
-          <w:sz w:val="17"/>
-          <w:szCs w:val="17"/>
+          <w:sz w:val="19"/>
+          <w:szCs w:val="19"/>
         </w:rPr>
         <w:t xml:space="preserve">Nota: rede pública considera as escolas municipais, estaduais e federais. A rede municipal, quando aparece nos Gráficos 1 e 5, é uma aproximação pela média simples dos municípios de MG (ver observação no próprio gráfico).</w:t>
       </w:r>
@@ -307,7 +307,7 @@
       <w:r>
         <w:drawing>
           <wp:inline distT="0" distB="0" distL="0" distR="0">
-            <wp:extent cx="5715000" cy="3564255"/>
+            <wp:extent cx="5715000" cy="3970655"/>
             <wp:effectExtent t="0" r="0" b="0" l="0"/>
             <wp:docPr id="1" name="" descr="" title=""/>
             <wp:cNvGraphicFramePr>
@@ -332,7 +332,7 @@
                   <pic:spPr bwMode="auto">
                     <a:xfrm>
                       <a:off x="0" y="0"/>
-                      <a:ext cx="5715000" cy="3564255"/>
+                      <a:ext cx="5715000" cy="3970655"/>
                     </a:xfrm>
                     <a:prstGeom prst="rect">
                       <a:avLst/>
@@ -347,15 +347,15 @@
     </w:p>
     <w:p>
       <w:pPr>
-        <w:spacing w:after="160"/>
+        <w:spacing w:after="160" w:before="100"/>
       </w:pPr>
       <w:r>
         <w:rPr>
           <w:i/>
           <w:iCs/>
           <w:color w:val="595959"/>
-          <w:sz w:val="17"/>
-          <w:szCs w:val="17"/>
+          <w:sz w:val="19"/>
+          <w:szCs w:val="19"/>
         </w:rPr>
         <w:t xml:space="preserve">Fonte: Inep/MEC.</w:t>
       </w:r>
@@ -384,7 +384,7 @@
       <w:r>
         <w:drawing>
           <wp:inline distT="0" distB="0" distL="0" distR="0">
-            <wp:extent cx="5715000" cy="3564255"/>
+            <wp:extent cx="5715000" cy="3970655"/>
             <wp:effectExtent t="0" r="0" b="0" l="0"/>
             <wp:docPr id="1" name="" descr="" title=""/>
             <wp:cNvGraphicFramePr>
@@ -409,7 +409,7 @@
                   <pic:spPr bwMode="auto">
                     <a:xfrm>
                       <a:off x="0" y="0"/>
-                      <a:ext cx="5715000" cy="3564255"/>
+                      <a:ext cx="5715000" cy="3970655"/>
                     </a:xfrm>
                     <a:prstGeom prst="rect">
                       <a:avLst/>
@@ -496,15 +496,15 @@
     </w:p>
     <w:p>
       <w:pPr>
-        <w:spacing w:after="160"/>
+        <w:spacing w:after="160" w:before="100"/>
       </w:pPr>
       <w:r>
         <w:rPr>
           <w:i/>
           <w:iCs/>
           <w:color w:val="595959"/>
-          <w:sz w:val="17"/>
-          <w:szCs w:val="17"/>
+          <w:sz w:val="19"/>
+          <w:szCs w:val="19"/>
         </w:rPr>
         <w:t xml:space="preserve">Fonte: Inep/MEC (ambos os gráficos).</w:t>
       </w:r>
@@ -599,15 +599,15 @@
     </w:p>
     <w:p>
       <w:pPr>
-        <w:spacing w:after="160"/>
+        <w:spacing w:after="160" w:before="100"/>
       </w:pPr>
       <w:r>
         <w:rPr>
           <w:i/>
           <w:iCs/>
           <w:color w:val="595959"/>
-          <w:sz w:val="17"/>
-          <w:szCs w:val="17"/>
+          <w:sz w:val="19"/>
+          <w:szCs w:val="19"/>
         </w:rPr>
         <w:t xml:space="preserve">Fonte: Inep/MEC.</w:t>
       </w:r>
@@ -656,15 +656,15 @@
     </w:p>
     <w:p>
       <w:pPr>
-        <w:spacing w:after="160"/>
+        <w:spacing w:after="160" w:before="100"/>
       </w:pPr>
       <w:r>
         <w:rPr>
           <w:i/>
           <w:iCs/>
           <w:color w:val="595959"/>
-          <w:sz w:val="17"/>
-          <w:szCs w:val="17"/>
+          <w:sz w:val="19"/>
+          <w:szCs w:val="19"/>
         </w:rPr>
         <w:t xml:space="preserve">Fonte: Inep/MEC, divulgação Ideb 2025 por UF (ranking calculado sobre as 27 unidades da federação).</w:t>
       </w:r>
@@ -693,7 +693,7 @@
       <w:r>
         <w:drawing>
           <wp:inline distT="0" distB="0" distL="0" distR="0">
-            <wp:extent cx="5461000" cy="7024370"/>
+            <wp:extent cx="5461000" cy="7127875"/>
             <wp:effectExtent t="0" r="0" b="0" l="0"/>
             <wp:docPr id="1" name="" descr="" title=""/>
             <wp:cNvGraphicFramePr>
@@ -718,7 +718,7 @@
                   <pic:spPr bwMode="auto">
                     <a:xfrm>
                       <a:off x="0" y="0"/>
-                      <a:ext cx="5461000" cy="7024370"/>
+                      <a:ext cx="5461000" cy="7127875"/>
                     </a:xfrm>
                     <a:prstGeom prst="rect">
                       <a:avLst/>
@@ -739,7 +739,7 @@
       <w:r>
         <w:drawing>
           <wp:inline distT="0" distB="0" distL="0" distR="0">
-            <wp:extent cx="5461000" cy="7737475"/>
+            <wp:extent cx="5461000" cy="7840980"/>
             <wp:effectExtent t="0" r="0" b="0" l="0"/>
             <wp:docPr id="1" name="" descr="" title=""/>
             <wp:cNvGraphicFramePr>
@@ -764,7 +764,7 @@
                   <pic:spPr bwMode="auto">
                     <a:xfrm>
                       <a:off x="0" y="0"/>
-                      <a:ext cx="5461000" cy="7737475"/>
+                      <a:ext cx="5461000" cy="7840980"/>
                     </a:xfrm>
                     <a:prstGeom prst="rect">
                       <a:avLst/>
@@ -785,7 +785,7 @@
       <w:r>
         <w:drawing>
           <wp:inline distT="0" distB="0" distL="0" distR="0">
-            <wp:extent cx="5461000" cy="7737475"/>
+            <wp:extent cx="5461000" cy="7840980"/>
             <wp:effectExtent t="0" r="0" b="0" l="0"/>
             <wp:docPr id="1" name="" descr="" title=""/>
             <wp:cNvGraphicFramePr>
@@ -810,7 +810,7 @@
                   <pic:spPr bwMode="auto">
                     <a:xfrm>
                       <a:off x="0" y="0"/>
-                      <a:ext cx="5461000" cy="7737475"/>
+                      <a:ext cx="5461000" cy="7840980"/>
                     </a:xfrm>
                     <a:prstGeom prst="rect">
                       <a:avLst/>
@@ -924,15 +924,15 @@
     </w:p>
     <w:p>
       <w:pPr>
-        <w:spacing w:after="160"/>
+        <w:spacing w:after="160" w:before="100"/>
       </w:pPr>
       <w:r>
         <w:rPr>
           <w:i/>
           <w:iCs/>
           <w:color w:val="595959"/>
-          <w:sz w:val="17"/>
-          <w:szCs w:val="17"/>
+          <w:sz w:val="19"/>
+          <w:szCs w:val="19"/>
         </w:rPr>
         <w:t xml:space="preserve">Fonte: Inep/MEC (Gráficos 6, 7 e 8).</w:t>
       </w:r>
@@ -987,7 +987,7 @@
       <w:r>
         <w:drawing>
           <wp:inline distT="0" distB="0" distL="0" distR="0">
-            <wp:extent cx="5461000" cy="7737475"/>
+            <wp:extent cx="5461000" cy="7840980"/>
             <wp:effectExtent t="0" r="0" b="0" l="0"/>
             <wp:docPr id="1" name="" descr="" title=""/>
             <wp:cNvGraphicFramePr>
@@ -1012,7 +1012,7 @@
                   <pic:spPr bwMode="auto">
                     <a:xfrm>
                       <a:off x="0" y="0"/>
-                      <a:ext cx="5461000" cy="7737475"/>
+                      <a:ext cx="5461000" cy="7840980"/>
                     </a:xfrm>
                     <a:prstGeom prst="rect">
                       <a:avLst/>
@@ -1033,7 +1033,7 @@
       <w:r>
         <w:drawing>
           <wp:inline distT="0" distB="0" distL="0" distR="0">
-            <wp:extent cx="5461000" cy="7594600"/>
+            <wp:extent cx="5461000" cy="7698740"/>
             <wp:effectExtent t="0" r="0" b="0" l="0"/>
             <wp:docPr id="1" name="" descr="" title=""/>
             <wp:cNvGraphicFramePr>
@@ -1058,7 +1058,7 @@
                   <pic:spPr bwMode="auto">
                     <a:xfrm>
                       <a:off x="0" y="0"/>
-                      <a:ext cx="5461000" cy="7594600"/>
+                      <a:ext cx="5461000" cy="7698740"/>
                     </a:xfrm>
                     <a:prstGeom prst="rect">
                       <a:avLst/>
@@ -1073,15 +1073,15 @@
     </w:p>
     <w:p>
       <w:pPr>
-        <w:spacing w:after="160"/>
+        <w:spacing w:after="160" w:before="100"/>
       </w:pPr>
       <w:r>
         <w:rPr>
           <w:i/>
           <w:iCs/>
           <w:color w:val="595959"/>
-          <w:sz w:val="17"/>
-          <w:szCs w:val="17"/>
+          <w:sz w:val="19"/>
+          <w:szCs w:val="19"/>
         </w:rPr>
         <w:t xml:space="preserve">Fonte: Inep/MEC (Gráficos 9 e 10).</w:t>
       </w:r>
@@ -1169,15 +1169,15 @@
     </w:p>
     <w:p>
       <w:pPr>
-        <w:spacing w:after="160"/>
+        <w:spacing w:after="160" w:before="100"/>
       </w:pPr>
       <w:r>
         <w:rPr>
           <w:i/>
           <w:iCs/>
           <w:color w:val="595959"/>
-          <w:sz w:val="17"/>
-          <w:szCs w:val="17"/>
+          <w:sz w:val="19"/>
+          <w:szCs w:val="19"/>
         </w:rPr>
         <w:t xml:space="preserve">Fonte: Inep/MEC, Indicador de Nível Socioeconômico das Escolas de Educação Básica (Inse), edição 2023.</w:t>
       </w:r>

--- a/2025/rascunho_informativo_ideb_2025.docx
+++ b/2025/rascunho_informativo_ideb_2025.docx
@@ -176,7 +176,7 @@
       <w:r>
         <w:drawing>
           <wp:inline distT="0" distB="0" distL="0" distR="0">
-            <wp:extent cx="5715000" cy="2783205"/>
+            <wp:extent cx="5715000" cy="2727960"/>
             <wp:effectExtent t="0" r="0" b="0" l="0"/>
             <wp:docPr id="1" name="" descr="" title=""/>
             <wp:cNvGraphicFramePr>
@@ -201,7 +201,7 @@
                   <pic:spPr bwMode="auto">
                     <a:xfrm>
                       <a:off x="0" y="0"/>
-                      <a:ext cx="5715000" cy="2783205"/>
+                      <a:ext cx="5715000" cy="2727960"/>
                     </a:xfrm>
                     <a:prstGeom prst="rect">
                       <a:avLst/>

--- a/2025/rascunho_informativo_ideb_2025.docx
+++ b/2025/rascunho_informativo_ideb_2025.docx
@@ -671,29 +671,13 @@
     </w:p>
     <w:p>
       <w:pPr>
-        <w:pStyle w:val="Heading2"/>
-        <w:spacing w:after="120" w:before="220"/>
-      </w:pPr>
-      <w:r>
-        <w:rPr>
-          <w:b/>
-          <w:bCs/>
-          <w:color w:val="C00000"/>
-          <w:sz w:val="24"/>
-          <w:szCs w:val="24"/>
-        </w:rPr>
-        <w:t xml:space="preserve">Recorte regional: rede estadual</w:t>
-      </w:r>
-    </w:p>
-    <w:p>
-      <w:pPr>
         <w:spacing w:after="80" w:before="120"/>
         <w:jc w:val="center"/>
       </w:pPr>
       <w:r>
         <w:drawing>
           <wp:inline distT="0" distB="0" distL="0" distR="0">
-            <wp:extent cx="5461000" cy="7127875"/>
+            <wp:extent cx="5461000" cy="7067550"/>
             <wp:effectExtent t="0" r="0" b="0" l="0"/>
             <wp:docPr id="1" name="" descr="" title=""/>
             <wp:cNvGraphicFramePr>
@@ -718,7 +702,7 @@
                   <pic:spPr bwMode="auto">
                     <a:xfrm>
                       <a:off x="0" y="0"/>
-                      <a:ext cx="5461000" cy="7127875"/>
+                      <a:ext cx="5461000" cy="7067550"/>
                     </a:xfrm>
                     <a:prstGeom prst="rect">
                       <a:avLst/>
@@ -733,13 +717,44 @@
     </w:p>
     <w:p>
       <w:pPr>
+        <w:spacing w:after="160" w:before="100"/>
+      </w:pPr>
+      <w:r>
+        <w:rPr>
+          <w:i/>
+          <w:iCs/>
+          <w:color w:val="595959"/>
+          <w:sz w:val="19"/>
+          <w:szCs w:val="19"/>
+        </w:rPr>
+        <w:t xml:space="preserve">Fonte: Inep/MEC (Gráfico 6).</w:t>
+      </w:r>
+    </w:p>
+    <w:p>
+      <w:pPr>
+        <w:pStyle w:val="Heading2"/>
+        <w:spacing w:after="120" w:before="220"/>
+      </w:pPr>
+      <w:r>
+        <w:rPr>
+          <w:b/>
+          <w:bCs/>
+          <w:color w:val="C00000"/>
+          <w:sz w:val="24"/>
+          <w:szCs w:val="24"/>
+        </w:rPr>
+        <w:t xml:space="preserve">Recorte regional: rede estadual</w:t>
+      </w:r>
+    </w:p>
+    <w:p>
+      <w:pPr>
         <w:spacing w:after="80" w:before="120"/>
         <w:jc w:val="center"/>
       </w:pPr>
       <w:r>
         <w:drawing>
           <wp:inline distT="0" distB="0" distL="0" distR="0">
-            <wp:extent cx="5461000" cy="7840980"/>
+            <wp:extent cx="5461000" cy="7127875"/>
             <wp:effectExtent t="0" r="0" b="0" l="0"/>
             <wp:docPr id="1" name="" descr="" title=""/>
             <wp:cNvGraphicFramePr>
@@ -764,7 +779,7 @@
                   <pic:spPr bwMode="auto">
                     <a:xfrm>
                       <a:off x="0" y="0"/>
-                      <a:ext cx="5461000" cy="7840980"/>
+                      <a:ext cx="5461000" cy="7127875"/>
                     </a:xfrm>
                     <a:prstGeom prst="rect">
                       <a:avLst/>
@@ -825,162 +840,6 @@
     </w:p>
     <w:p>
       <w:pPr>
-        <w:spacing w:after="160" w:line="288"/>
-        <w:jc w:val="both"/>
-      </w:pPr>
-      <w:r>
-        <w:rPr>
-          <w:sz w:val="21"/>
-          <w:szCs w:val="21"/>
-        </w:rPr>
-        <w:t xml:space="preserve">Nos anos iniciais, o quadro regional é bastante positivo. Em 34 das SRE analisadas, mais de 90% das escolas estaduais têm Ideb igual ou acima de 6, e em 12 delas todas as escolas atingem essa faixa. As SRE de Januária, Almenara e Carangola apresentam os menores percentuais nessa faixa, entre 48% e 50%, ainda assim a maioria das escolas.</w:t>
-      </w:r>
-    </w:p>
-    <w:p>
-      <w:pPr>
-        <w:spacing w:after="160" w:line="288"/>
-        <w:jc w:val="both"/>
-      </w:pPr>
-      <w:r>
-        <w:rPr>
-          <w:sz w:val="21"/>
-          <w:szCs w:val="21"/>
-        </w:rPr>
-        <w:t xml:space="preserve">Avançando no ciclo escolar, o quadro nos anos finais é mais desafiador. Apenas 13% das escolas estaduais do estado têm Ideb igual ou acima de 6, e a maior parte, 56%, está na faixa intermediária, de 5 a 5,9. As SRE de Conselheiro Lafaiete, Muriaé e Poços de Caldas têm os maiores percentuais de escolas na faixa mais alta, com 43%, 32% e 29%, respectivamente. Teófilo Otoni e Unaí, por sua vez, não têm nenhuma escola estadual com Ideb acima de 6 nessa etapa, e Caratinga, Januária e Teófilo Otoni concentram os maiores percentuais de escolas abaixo de 4.</w:t>
-      </w:r>
-    </w:p>
-    <w:p>
-      <w:pPr>
-        <w:spacing w:after="160" w:line="288"/>
-        <w:jc w:val="both"/>
-      </w:pPr>
-      <w:r>
-        <w:rPr>
-          <w:sz w:val="21"/>
-          <w:szCs w:val="21"/>
-        </w:rPr>
-        <w:t xml:space="preserve">O ensino médio é a etapa com o cenário mais crítico. Menos de 1% das escolas estaduais do estado atingem Ideb igual ou acima de 6, e 72% estão na faixa de 4 a 4,9. Januária, Teófilo Otoni e Montes Claros concentram os maiores percentuais de escolas com Ideb abaixo de 4 nessa etapa, com 38%, 33% e 30%, respectivamente.</w:t>
-      </w:r>
-    </w:p>
-    <w:p>
-      <w:pPr>
-        <w:pBdr>
-          <w:left w:val="single" w:color="1F4E79" w:sz="24" w:space="8"/>
-        </w:pBdr>
-        <w:shd w:fill="EAF1F8" w:val="clear"/>
-        <w:spacing w:after="40" w:before="120"/>
-        <w:ind w:left="200"/>
-      </w:pPr>
-      <w:r>
-        <w:rPr>
-          <w:b/>
-          <w:bCs/>
-          <w:color w:val="1F4E79"/>
-          <w:sz w:val="19"/>
-          <w:szCs w:val="19"/>
-        </w:rPr>
-        <w:t xml:space="preserve">OBSERVAÇÃO METODOLÓGICA</w:t>
-      </w:r>
-    </w:p>
-    <w:p>
-      <w:pPr>
-        <w:pBdr>
-          <w:left w:val="single" w:color="1F4E79" w:sz="24" w:space="8"/>
-        </w:pBdr>
-        <w:shd w:fill="EAF1F8" w:val="clear"/>
-        <w:spacing w:after="60"/>
-        <w:ind w:left="200"/>
-        <w:jc w:val="both"/>
-      </w:pPr>
-      <w:r>
-        <w:rPr>
-          <w:i/>
-          <w:iCs/>
-          <w:sz w:val="19"/>
-          <w:szCs w:val="19"/>
-        </w:rPr>
-        <w:t xml:space="preserve">Nos Gráficos 6 a 8, SRE com menos de 3 escolas naquela rede/etapa foram omitidas para evitar percentuais de "tudo ou nada" sem significado (afetou Campo Belo, Curvelo, Itajubá, Metropolitana A e Pirapora, só nos anos iniciais). É um corte mais simples do que o critério de participação usado pelo Inep para divulgar resultado por escola (10 alunos presentes e 80% de participação), que não pôde ser aplicado aqui porque os arquivos de divulgação não trazem o número de alunos avaliados, apenas o Ideb já calculado.</w:t>
-      </w:r>
-    </w:p>
-    <w:p>
-      <w:pPr>
-        <w:pBdr>
-          <w:left w:val="single" w:color="1F4E79" w:sz="24" w:space="8"/>
-        </w:pBdr>
-        <w:shd w:fill="EAF1F8" w:val="clear"/>
-        <w:spacing w:after="200"/>
-        <w:ind w:left="200"/>
-        <w:jc w:val="both"/>
-      </w:pPr>
-      <w:r>
-        <w:rPr>
-          <w:i/>
-          <w:iCs/>
-          <w:sz w:val="19"/>
-          <w:szCs w:val="19"/>
-        </w:rPr>
-        <w:t xml:space="preserve">Belo Horizonte foi reclassificada de "Metropolitana", rótulo genérico que vinha no cruzamento, para SRE Metropolitana C, conforme a SEE-MG. Correção já aplicada na planilha-fonte e nos gráficos.</w:t>
-      </w:r>
-    </w:p>
-    <w:p>
-      <w:pPr>
-        <w:spacing w:after="160" w:before="100"/>
-      </w:pPr>
-      <w:r>
-        <w:rPr>
-          <w:i/>
-          <w:iCs/>
-          <w:color w:val="595959"/>
-          <w:sz w:val="19"/>
-          <w:szCs w:val="19"/>
-        </w:rPr>
-        <w:t xml:space="preserve">Fonte: Inep/MEC (Gráficos 6, 7 e 8).</w:t>
-      </w:r>
-    </w:p>
-    <w:p>
-      <w:pPr>
-        <w:pStyle w:val="Heading2"/>
-        <w:spacing w:after="120" w:before="220"/>
-      </w:pPr>
-      <w:r>
-        <w:rPr>
-          <w:b/>
-          <w:bCs/>
-          <w:color w:val="C00000"/>
-          <w:sz w:val="24"/>
-          <w:szCs w:val="24"/>
-        </w:rPr>
-        <w:t xml:space="preserve">Recorte regional: rede municipal</w:t>
-      </w:r>
-    </w:p>
-    <w:p>
-      <w:pPr>
-        <w:spacing w:after="160" w:line="288"/>
-        <w:jc w:val="both"/>
-      </w:pPr>
-      <w:r>
-        <w:rPr>
-          <w:sz w:val="21"/>
-          <w:szCs w:val="21"/>
-        </w:rPr>
-        <w:t xml:space="preserve">Nos anos iniciais do ensino fundamental, 67% das escolas municipais de Minas Gerais têm Ideb igual ou acima de 6, proporção menor que a da rede estadual na mesma etapa, de 78%, mas ainda majoritária. Já nos anos finais, apenas 7% das escolas municipais atingem essa faixa, e 46% delas têm Ideb entre 4 e 4,9</w:t>
-      </w:r>
-      <w:r>
-        <w:rPr>
-          <w:rStyle w:val="FootnoteReference"/>
-        </w:rPr>
-        <w:footnoteReference w:id="4"/>
-      </w:r>
-      <w:r>
-        <w:rPr>
-          <w:sz w:val="21"/>
-          <w:szCs w:val="21"/>
-        </w:rPr>
-        <w:t xml:space="preserve">.</w:t>
-      </w:r>
-    </w:p>
-    <w:p>
-      <w:pPr>
         <w:spacing w:after="80" w:before="120"/>
         <w:jc w:val="center"/>
       </w:pPr>
@@ -1027,13 +886,169 @@
     </w:p>
     <w:p>
       <w:pPr>
+        <w:spacing w:after="160" w:line="288"/>
+        <w:jc w:val="both"/>
+      </w:pPr>
+      <w:r>
+        <w:rPr>
+          <w:sz w:val="21"/>
+          <w:szCs w:val="21"/>
+        </w:rPr>
+        <w:t xml:space="preserve">Nos anos iniciais, o quadro regional é bastante positivo. Em 34 das SRE analisadas, mais de 90% das escolas estaduais têm Ideb igual ou acima de 6, e em 12 delas todas as escolas atingem essa faixa. As SRE de Januária, Almenara e Carangola apresentam os menores percentuais nessa faixa, entre 48% e 50%, ainda assim a maioria das escolas.</w:t>
+      </w:r>
+    </w:p>
+    <w:p>
+      <w:pPr>
+        <w:spacing w:after="160" w:line="288"/>
+        <w:jc w:val="both"/>
+      </w:pPr>
+      <w:r>
+        <w:rPr>
+          <w:sz w:val="21"/>
+          <w:szCs w:val="21"/>
+        </w:rPr>
+        <w:t xml:space="preserve">Avançando no ciclo escolar, o quadro nos anos finais é mais desafiador. Apenas 13% das escolas estaduais do estado têm Ideb igual ou acima de 6, e a maior parte, 56%, está na faixa intermediária, de 5 a 5,9. As SRE de Conselheiro Lafaiete, Muriaé e Poços de Caldas têm os maiores percentuais de escolas na faixa mais alta, com 43%, 32% e 29%, respectivamente. Teófilo Otoni e Unaí, por sua vez, não têm nenhuma escola estadual com Ideb acima de 6 nessa etapa, e Caratinga, Januária e Teófilo Otoni concentram os maiores percentuais de escolas abaixo de 4.</w:t>
+      </w:r>
+    </w:p>
+    <w:p>
+      <w:pPr>
+        <w:spacing w:after="160" w:line="288"/>
+        <w:jc w:val="both"/>
+      </w:pPr>
+      <w:r>
+        <w:rPr>
+          <w:sz w:val="21"/>
+          <w:szCs w:val="21"/>
+        </w:rPr>
+        <w:t xml:space="preserve">O ensino médio é a etapa com o cenário mais crítico. Menos de 1% das escolas estaduais do estado atingem Ideb igual ou acima de 6, e 72% estão na faixa de 4 a 4,9. Januária, Teófilo Otoni e Montes Claros concentram os maiores percentuais de escolas com Ideb abaixo de 4 nessa etapa, com 38%, 33% e 30%, respectivamente.</w:t>
+      </w:r>
+    </w:p>
+    <w:p>
+      <w:pPr>
+        <w:pBdr>
+          <w:left w:val="single" w:color="1F4E79" w:sz="24" w:space="8"/>
+        </w:pBdr>
+        <w:shd w:fill="EAF1F8" w:val="clear"/>
+        <w:spacing w:after="40" w:before="120"/>
+        <w:ind w:left="200"/>
+      </w:pPr>
+      <w:r>
+        <w:rPr>
+          <w:b/>
+          <w:bCs/>
+          <w:color w:val="1F4E79"/>
+          <w:sz w:val="19"/>
+          <w:szCs w:val="19"/>
+        </w:rPr>
+        <w:t xml:space="preserve">OBSERVAÇÃO METODOLÓGICA</w:t>
+      </w:r>
+    </w:p>
+    <w:p>
+      <w:pPr>
+        <w:pBdr>
+          <w:left w:val="single" w:color="1F4E79" w:sz="24" w:space="8"/>
+        </w:pBdr>
+        <w:shd w:fill="EAF1F8" w:val="clear"/>
+        <w:spacing w:after="60"/>
+        <w:ind w:left="200"/>
+        <w:jc w:val="both"/>
+      </w:pPr>
+      <w:r>
+        <w:rPr>
+          <w:i/>
+          <w:iCs/>
+          <w:sz w:val="19"/>
+          <w:szCs w:val="19"/>
+        </w:rPr>
+        <w:t xml:space="preserve">Nos Gráficos 7 a 9, SRE com menos de 3 escolas naquela rede/etapa foram omitidas para evitar percentuais de "tudo ou nada" sem significado (afetou Campo Belo, Curvelo, Itajubá, Metropolitana A e Pirapora, só nos anos iniciais). É um corte mais simples do que o critério de participação usado pelo Inep para divulgar resultado por escola (10 alunos presentes e 80% de participação), que não pôde ser aplicado aqui porque os arquivos de divulgação não trazem o número de alunos avaliados, apenas o Ideb já calculado.</w:t>
+      </w:r>
+    </w:p>
+    <w:p>
+      <w:pPr>
+        <w:pBdr>
+          <w:left w:val="single" w:color="1F4E79" w:sz="24" w:space="8"/>
+        </w:pBdr>
+        <w:shd w:fill="EAF1F8" w:val="clear"/>
+        <w:spacing w:after="200"/>
+        <w:ind w:left="200"/>
+        <w:jc w:val="both"/>
+      </w:pPr>
+      <w:r>
+        <w:rPr>
+          <w:i/>
+          <w:iCs/>
+          <w:sz w:val="19"/>
+          <w:szCs w:val="19"/>
+        </w:rPr>
+        <w:t xml:space="preserve">Belo Horizonte foi reclassificada de "Metropolitana", rótulo genérico que vinha no cruzamento, para SRE Metropolitana C, conforme a SEE-MG. Correção já aplicada na planilha-fonte e nos gráficos.</w:t>
+      </w:r>
+    </w:p>
+    <w:p>
+      <w:pPr>
+        <w:spacing w:after="160" w:before="100"/>
+      </w:pPr>
+      <w:r>
+        <w:rPr>
+          <w:i/>
+          <w:iCs/>
+          <w:color w:val="595959"/>
+          <w:sz w:val="19"/>
+          <w:szCs w:val="19"/>
+        </w:rPr>
+        <w:t xml:space="preserve">Fonte: Inep/MEC (Gráficos 7, 8 e 9).</w:t>
+      </w:r>
+    </w:p>
+    <w:p>
+      <w:pPr>
+        <w:pStyle w:val="Heading2"/>
+        <w:spacing w:after="120" w:before="220"/>
+      </w:pPr>
+      <w:r>
+        <w:rPr>
+          <w:b/>
+          <w:bCs/>
+          <w:color w:val="C00000"/>
+          <w:sz w:val="24"/>
+          <w:szCs w:val="24"/>
+        </w:rPr>
+        <w:t xml:space="preserve">Recorte regional: rede municipal</w:t>
+      </w:r>
+    </w:p>
+    <w:p>
+      <w:pPr>
+        <w:spacing w:after="160" w:line="288"/>
+        <w:jc w:val="both"/>
+      </w:pPr>
+      <w:r>
+        <w:rPr>
+          <w:sz w:val="21"/>
+          <w:szCs w:val="21"/>
+        </w:rPr>
+        <w:t xml:space="preserve">Nos anos iniciais do ensino fundamental, 67% das escolas municipais de Minas Gerais têm Ideb igual ou acima de 6, proporção menor que a da rede estadual na mesma etapa, de 78%, mas ainda majoritária. Já nos anos finais, apenas 7% das escolas municipais atingem essa faixa, e 46% delas têm Ideb entre 4 e 4,9</w:t>
+      </w:r>
+      <w:r>
+        <w:rPr>
+          <w:rStyle w:val="FootnoteReference"/>
+        </w:rPr>
+        <w:footnoteReference w:id="4"/>
+      </w:r>
+      <w:r>
+        <w:rPr>
+          <w:sz w:val="21"/>
+          <w:szCs w:val="21"/>
+        </w:rPr>
+        <w:t xml:space="preserve">.</w:t>
+      </w:r>
+    </w:p>
+    <w:p>
+      <w:pPr>
         <w:spacing w:after="80" w:before="120"/>
         <w:jc w:val="center"/>
       </w:pPr>
       <w:r>
         <w:drawing>
           <wp:inline distT="0" distB="0" distL="0" distR="0">
-            <wp:extent cx="5461000" cy="7698740"/>
+            <wp:extent cx="5461000" cy="7840980"/>
             <wp:effectExtent t="0" r="0" b="0" l="0"/>
             <wp:docPr id="1" name="" descr="" title=""/>
             <wp:cNvGraphicFramePr>
@@ -1058,6 +1073,52 @@
                   <pic:spPr bwMode="auto">
                     <a:xfrm>
                       <a:off x="0" y="0"/>
+                      <a:ext cx="5461000" cy="7840980"/>
+                    </a:xfrm>
+                    <a:prstGeom prst="rect">
+                      <a:avLst/>
+                    </a:prstGeom>
+                  </pic:spPr>
+                </pic:pic>
+              </a:graphicData>
+            </a:graphic>
+          </wp:inline>
+        </w:drawing>
+      </w:r>
+    </w:p>
+    <w:p>
+      <w:pPr>
+        <w:spacing w:after="80" w:before="120"/>
+        <w:jc w:val="center"/>
+      </w:pPr>
+      <w:r>
+        <w:drawing>
+          <wp:inline distT="0" distB="0" distL="0" distR="0">
+            <wp:extent cx="5461000" cy="7698740"/>
+            <wp:effectExtent t="0" r="0" b="0" l="0"/>
+            <wp:docPr id="1" name="" descr="" title=""/>
+            <wp:cNvGraphicFramePr>
+              <a:graphicFrameLocks xmlns:a="http://schemas.openxmlformats.org/drawingml/2006/main" noChangeAspect="1"/>
+            </wp:cNvGraphicFramePr>
+            <a:graphic xmlns:a="http://schemas.openxmlformats.org/drawingml/2006/main">
+              <a:graphicData uri="http://schemas.openxmlformats.org/drawingml/2006/picture">
+                <pic:pic xmlns:pic="http://schemas.openxmlformats.org/drawingml/2006/picture">
+                  <pic:nvPicPr>
+                    <pic:cNvPr id="0" name="" descr=""/>
+                    <pic:cNvPicPr>
+                      <a:picLocks noChangeAspect="1" noChangeArrowheads="1"/>
+                    </pic:cNvPicPr>
+                  </pic:nvPicPr>
+                  <pic:blipFill>
+                    <a:blip r:embed="rId17" cstate="none"/>
+                    <a:srcRect/>
+                    <a:stretch>
+                      <a:fillRect/>
+                    </a:stretch>
+                  </pic:blipFill>
+                  <pic:spPr bwMode="auto">
+                    <a:xfrm>
+                      <a:off x="0" y="0"/>
                       <a:ext cx="5461000" cy="7698740"/>
                     </a:xfrm>
                     <a:prstGeom prst="rect">
@@ -1083,7 +1144,7 @@
           <w:sz w:val="19"/>
           <w:szCs w:val="19"/>
         </w:rPr>
-        <w:t xml:space="preserve">Fonte: Inep/MEC (Gráficos 9 e 10).</w:t>
+        <w:t xml:space="preserve">Fonte: Inep/MEC (Gráficos 10 e 11).</w:t>
       </w:r>
     </w:p>
     <w:p>

--- a/2025/rascunho_informativo_ideb_2025.docx
+++ b/2025/rascunho_informativo_ideb_2025.docx
@@ -176,7 +176,7 @@
       <w:r>
         <w:drawing>
           <wp:inline distT="0" distB="0" distL="0" distR="0">
-            <wp:extent cx="5715000" cy="2727960"/>
+            <wp:extent cx="5715000" cy="2362835"/>
             <wp:effectExtent t="0" r="0" b="0" l="0"/>
             <wp:docPr id="1" name="" descr="" title=""/>
             <wp:cNvGraphicFramePr>
@@ -201,7 +201,7 @@
                   <pic:spPr bwMode="auto">
                     <a:xfrm>
                       <a:off x="0" y="0"/>
-                      <a:ext cx="5715000" cy="2727960"/>
+                      <a:ext cx="5715000" cy="2362835"/>
                     </a:xfrm>
                     <a:prstGeom prst="rect">
                       <a:avLst/>
@@ -307,7 +307,7 @@
       <w:r>
         <w:drawing>
           <wp:inline distT="0" distB="0" distL="0" distR="0">
-            <wp:extent cx="5715000" cy="3970655"/>
+            <wp:extent cx="5715000" cy="4763770"/>
             <wp:effectExtent t="0" r="0" b="0" l="0"/>
             <wp:docPr id="1" name="" descr="" title=""/>
             <wp:cNvGraphicFramePr>
@@ -332,7 +332,7 @@
                   <pic:spPr bwMode="auto">
                     <a:xfrm>
                       <a:off x="0" y="0"/>
-                      <a:ext cx="5715000" cy="3970655"/>
+                      <a:ext cx="5715000" cy="4763770"/>
                     </a:xfrm>
                     <a:prstGeom prst="rect">
                       <a:avLst/>
@@ -384,7 +384,7 @@
       <w:r>
         <w:drawing>
           <wp:inline distT="0" distB="0" distL="0" distR="0">
-            <wp:extent cx="5715000" cy="3970655"/>
+            <wp:extent cx="5715000" cy="4763770"/>
             <wp:effectExtent t="0" r="0" b="0" l="0"/>
             <wp:docPr id="1" name="" descr="" title=""/>
             <wp:cNvGraphicFramePr>
@@ -409,7 +409,7 @@
                   <pic:spPr bwMode="auto">
                     <a:xfrm>
                       <a:off x="0" y="0"/>
-                      <a:ext cx="5715000" cy="3970655"/>
+                      <a:ext cx="5715000" cy="4763770"/>
                     </a:xfrm>
                     <a:prstGeom prst="rect">
                       <a:avLst/>
@@ -430,7 +430,7 @@
       <w:r>
         <w:drawing>
           <wp:inline distT="0" distB="0" distL="0" distR="0">
-            <wp:extent cx="5715000" cy="3554095"/>
+            <wp:extent cx="5715000" cy="4248150"/>
             <wp:effectExtent t="0" r="0" b="0" l="0"/>
             <wp:docPr id="1" name="" descr="" title=""/>
             <wp:cNvGraphicFramePr>
@@ -455,7 +455,7 @@
                   <pic:spPr bwMode="auto">
                     <a:xfrm>
                       <a:off x="0" y="0"/>
-                      <a:ext cx="5715000" cy="3554095"/>
+                      <a:ext cx="5715000" cy="4248150"/>
                     </a:xfrm>
                     <a:prstGeom prst="rect">
                       <a:avLst/>
@@ -535,7 +535,7 @@
           <w:sz w:val="21"/>
           <w:szCs w:val="21"/>
         </w:rPr>
-        <w:t xml:space="preserve">Como o Ideb sintetiza os resultados de rendimento e desempenho, é importante entender o comportamento dos seus subíndices. O Gráfico 5 mostra a variação do desempenho (nota média padronizada obtida pelo Saeb, de 0 a 10) e do rendimento (indicador de aprovação, de 0 a 1, aqui multiplicado por dez para ficar na mesma escala) entre 2023 e 2025.</w:t>
+        <w:t xml:space="preserve">Como o Ideb sintetiza os resultados de rendimento e desempenho, é importante entender o comportamento dos seus subíndices. O Gráfico 5 mostra a variação percentual do desempenho (nota média padronizada obtida pelo Saeb) e do rendimento (indicador de aprovação) entre 2023 e 2025, em cada rede de ensino.</w:t>
       </w:r>
     </w:p>
     <w:p>
@@ -546,7 +546,7 @@
       <w:r>
         <w:drawing>
           <wp:inline distT="0" distB="0" distL="0" distR="0">
-            <wp:extent cx="5715000" cy="2660650"/>
+            <wp:extent cx="5715000" cy="2607945"/>
             <wp:effectExtent t="0" r="0" b="0" l="0"/>
             <wp:docPr id="1" name="" descr="" title=""/>
             <wp:cNvGraphicFramePr>
@@ -571,7 +571,7 @@
                   <pic:spPr bwMode="auto">
                     <a:xfrm>
                       <a:off x="0" y="0"/>
-                      <a:ext cx="5715000" cy="2660650"/>
+                      <a:ext cx="5715000" cy="2607945"/>
                     </a:xfrm>
                     <a:prstGeom prst="rect">
                       <a:avLst/>
@@ -594,7 +594,7 @@
           <w:sz w:val="21"/>
           <w:szCs w:val="21"/>
         </w:rPr>
-        <w:t xml:space="preserve">Nas redes pública e estadual, os dois subíndices subiram juntos nas três etapas, o que sinaliza uma melhora genuína, em que o avanço na aprovação veio acompanhado de aprendizagem maior, e não de uma aprovação mais frouxa. O padrão mais chamativo é o da rede privada, cujo rendimento subiu com força nas três etapas, o equivalente a 0,02 a 0,12 ponto de aprovação a mais, mas cujo desempenho no Saeb caiu nos anos iniciais e no ensino médio. Ou seja, a rede privada aprovou mais alunos sem que isso viesse acompanhado, em média, de mais aprendizagem, movimento inverso ao observado nas redes públicas.</w:t>
+        <w:t xml:space="preserve">Nas redes pública e estadual, os dois subíndices subiram juntos nas três etapas, o que sinaliza uma melhora genuína, em que o avanço na aprovação veio acompanhado de aprendizagem maior, e não de uma aprovação mais frouxa. O padrão mais chamativo é o da rede privada, cujo rendimento ficou estável nos anos iniciais e subiu nos anos finais e no ensino médio, entre 0,3% e 14,0%, mas cujo desempenho no Saeb caiu nas três etapas. Ou seja, a rede privada aprovou mais alunos sem que isso viesse acompanhado, em média, de mais aprendizagem, movimento inverso ao observado nas redes públicas.</w:t>
       </w:r>
     </w:p>
     <w:p>

--- a/2025/rascunho_informativo_ideb_2025.docx
+++ b/2025/rascunho_informativo_ideb_2025.docx
@@ -1230,6 +1230,52 @@
     </w:p>
     <w:p>
       <w:pPr>
+        <w:spacing w:after="80" w:before="120"/>
+        <w:jc w:val="center"/>
+      </w:pPr>
+      <w:r>
+        <w:drawing>
+          <wp:inline distT="0" distB="0" distL="0" distR="0">
+            <wp:extent cx="5461000" cy="3183890"/>
+            <wp:effectExtent t="0" r="0" b="0" l="0"/>
+            <wp:docPr id="1" name="" descr="" title=""/>
+            <wp:cNvGraphicFramePr>
+              <a:graphicFrameLocks xmlns:a="http://schemas.openxmlformats.org/drawingml/2006/main" noChangeAspect="1"/>
+            </wp:cNvGraphicFramePr>
+            <a:graphic xmlns:a="http://schemas.openxmlformats.org/drawingml/2006/main">
+              <a:graphicData uri="http://schemas.openxmlformats.org/drawingml/2006/picture">
+                <pic:pic xmlns:pic="http://schemas.openxmlformats.org/drawingml/2006/picture">
+                  <pic:nvPicPr>
+                    <pic:cNvPr id="0" name="" descr=""/>
+                    <pic:cNvPicPr>
+                      <a:picLocks noChangeAspect="1" noChangeArrowheads="1"/>
+                    </pic:cNvPicPr>
+                  </pic:nvPicPr>
+                  <pic:blipFill>
+                    <a:blip r:embed="rId18" cstate="none"/>
+                    <a:srcRect/>
+                    <a:stretch>
+                      <a:fillRect/>
+                    </a:stretch>
+                  </pic:blipFill>
+                  <pic:spPr bwMode="auto">
+                    <a:xfrm>
+                      <a:off x="0" y="0"/>
+                      <a:ext cx="5461000" cy="3183890"/>
+                    </a:xfrm>
+                    <a:prstGeom prst="rect">
+                      <a:avLst/>
+                    </a:prstGeom>
+                  </pic:spPr>
+                </pic:pic>
+              </a:graphicData>
+            </a:graphic>
+          </wp:inline>
+        </w:drawing>
+      </w:r>
+    </w:p>
+    <w:p>
+      <w:pPr>
         <w:spacing w:after="160" w:before="100"/>
       </w:pPr>
       <w:r>
@@ -1283,6 +1329,67 @@
           <w:szCs w:val="21"/>
         </w:rPr>
         <w:t xml:space="preserve">Ainda assim, o desafio de sustentar a qualidade ao longo da trajetória escolar permanece. O Ideb cai a cada etapa, e o recorte por SRE mostra desigualdades regionais persistentes, mais amplas justamente nas etapas mais avançadas. No ensino médio, praticamente nenhuma escola estadual do estado atinge a marca de 6, e regionais como Januária e Teófilo Otoni concentram os piores resultados em quase todas as etapas e redes analisadas.</w:t>
+      </w:r>
+    </w:p>
+    <w:p>
+      <w:pPr>
+        <w:spacing w:after="80" w:before="120"/>
+        <w:jc w:val="center"/>
+      </w:pPr>
+      <w:r>
+        <w:drawing>
+          <wp:inline distT="0" distB="0" distL="0" distR="0">
+            <wp:extent cx="5461000" cy="5569585"/>
+            <wp:effectExtent t="0" r="0" b="0" l="0"/>
+            <wp:docPr id="1" name="" descr="" title=""/>
+            <wp:cNvGraphicFramePr>
+              <a:graphicFrameLocks xmlns:a="http://schemas.openxmlformats.org/drawingml/2006/main" noChangeAspect="1"/>
+            </wp:cNvGraphicFramePr>
+            <a:graphic xmlns:a="http://schemas.openxmlformats.org/drawingml/2006/main">
+              <a:graphicData uri="http://schemas.openxmlformats.org/drawingml/2006/picture">
+                <pic:pic xmlns:pic="http://schemas.openxmlformats.org/drawingml/2006/picture">
+                  <pic:nvPicPr>
+                    <pic:cNvPr id="0" name="" descr=""/>
+                    <pic:cNvPicPr>
+                      <a:picLocks noChangeAspect="1" noChangeArrowheads="1"/>
+                    </pic:cNvPicPr>
+                  </pic:nvPicPr>
+                  <pic:blipFill>
+                    <a:blip r:embed="rId19" cstate="none"/>
+                    <a:srcRect/>
+                    <a:stretch>
+                      <a:fillRect/>
+                    </a:stretch>
+                  </pic:blipFill>
+                  <pic:spPr bwMode="auto">
+                    <a:xfrm>
+                      <a:off x="0" y="0"/>
+                      <a:ext cx="5461000" cy="5569585"/>
+                    </a:xfrm>
+                    <a:prstGeom prst="rect">
+                      <a:avLst/>
+                    </a:prstGeom>
+                  </pic:spPr>
+                </pic:pic>
+              </a:graphicData>
+            </a:graphic>
+          </wp:inline>
+        </w:drawing>
+      </w:r>
+    </w:p>
+    <w:p>
+      <w:pPr>
+        <w:spacing w:after="160" w:before="100"/>
+      </w:pPr>
+      <w:r>
+        <w:rPr>
+          <w:i/>
+          <w:iCs/>
+          <w:color w:val="595959"/>
+          <w:sz w:val="19"/>
+          <w:szCs w:val="19"/>
+        </w:rPr>
+        <w:t xml:space="preserve">Fonte: Inep/MEC, divulgação Ideb 2025 por escola.</w:t>
       </w:r>
     </w:p>
     <w:p>

--- a/2025/rascunho_informativo_ideb_2025.docx
+++ b/2025/rascunho_informativo_ideb_2025.docx
@@ -176,7 +176,7 @@
       <w:r>
         <w:drawing>
           <wp:inline distT="0" distB="0" distL="0" distR="0">
-            <wp:extent cx="5715000" cy="2362835"/>
+            <wp:extent cx="6096000" cy="3303905"/>
             <wp:effectExtent t="0" r="0" b="0" l="0"/>
             <wp:docPr id="1" name="" descr="" title=""/>
             <wp:cNvGraphicFramePr>
@@ -201,7 +201,7 @@
                   <pic:spPr bwMode="auto">
                     <a:xfrm>
                       <a:off x="0" y="0"/>
-                      <a:ext cx="5715000" cy="2362835"/>
+                      <a:ext cx="6096000" cy="3303905"/>
                     </a:xfrm>
                     <a:prstGeom prst="rect">
                       <a:avLst/>
@@ -267,7 +267,7 @@
           <w:sz w:val="19"/>
           <w:szCs w:val="19"/>
         </w:rPr>
-        <w:t xml:space="preserve">Nota: rede pública considera as escolas municipais, estaduais e federais. A rede municipal, quando aparece nos Gráficos 1 e 5, é uma aproximação pela média simples dos municípios de MG (ver observação no próprio gráfico).</w:t>
+        <w:t xml:space="preserve">Nota: barras hachuradas (rede Municipal) indicam aproximação pela média simples dos municípios de MG; o Inep não publica agregado estadual dessa rede nesta tabela. Rede pública considera as escolas municipais, estaduais e federais.</w:t>
       </w:r>
     </w:p>
     <w:p>
@@ -307,7 +307,7 @@
       <w:r>
         <w:drawing>
           <wp:inline distT="0" distB="0" distL="0" distR="0">
-            <wp:extent cx="5715000" cy="4763770"/>
+            <wp:extent cx="5715000" cy="4337050"/>
             <wp:effectExtent t="0" r="0" b="0" l="0"/>
             <wp:docPr id="1" name="" descr="" title=""/>
             <wp:cNvGraphicFramePr>
@@ -332,7 +332,7 @@
                   <pic:spPr bwMode="auto">
                     <a:xfrm>
                       <a:off x="0" y="0"/>
-                      <a:ext cx="5715000" cy="4763770"/>
+                      <a:ext cx="5715000" cy="4337050"/>
                     </a:xfrm>
                     <a:prstGeom prst="rect">
                       <a:avLst/>
@@ -347,7 +347,7 @@
     </w:p>
     <w:p>
       <w:pPr>
-        <w:spacing w:after="160" w:before="100"/>
+        <w:spacing w:after="20" w:before="100"/>
       </w:pPr>
       <w:r>
         <w:rPr>
@@ -358,6 +358,21 @@
           <w:szCs w:val="19"/>
         </w:rPr>
         <w:t xml:space="preserve">Fonte: Inep/MEC.</w:t>
+      </w:r>
+    </w:p>
+    <w:p>
+      <w:pPr>
+        <w:spacing w:after="160" w:before="0"/>
+      </w:pPr>
+      <w:r>
+        <w:rPr>
+          <w:i/>
+          <w:iCs/>
+          <w:color w:val="595959"/>
+          <w:sz w:val="19"/>
+          <w:szCs w:val="19"/>
+        </w:rPr>
+        <w:t xml:space="preserve">Nota: linha tracejada (Municipal) é aproximação pela média simples dos municípios de MG; o Inep não publica agregado estadual dessa rede nesta série.</w:t>
       </w:r>
     </w:p>
     <w:p>
@@ -384,7 +399,7 @@
       <w:r>
         <w:drawing>
           <wp:inline distT="0" distB="0" distL="0" distR="0">
-            <wp:extent cx="5715000" cy="4763770"/>
+            <wp:extent cx="5715000" cy="4337050"/>
             <wp:effectExtent t="0" r="0" b="0" l="0"/>
             <wp:docPr id="1" name="" descr="" title=""/>
             <wp:cNvGraphicFramePr>
@@ -409,7 +424,7 @@
                   <pic:spPr bwMode="auto">
                     <a:xfrm>
                       <a:off x="0" y="0"/>
-                      <a:ext cx="5715000" cy="4763770"/>
+                      <a:ext cx="5715000" cy="4337050"/>
                     </a:xfrm>
                     <a:prstGeom prst="rect">
                       <a:avLst/>
@@ -496,7 +511,7 @@
     </w:p>
     <w:p>
       <w:pPr>
-        <w:spacing w:after="160" w:before="100"/>
+        <w:spacing w:after="20" w:before="100"/>
       </w:pPr>
       <w:r>
         <w:rPr>
@@ -506,7 +521,22 @@
           <w:sz w:val="19"/>
           <w:szCs w:val="19"/>
         </w:rPr>
-        <w:t xml:space="preserve">Fonte: Inep/MEC (ambos os gráficos).</w:t>
+        <w:t xml:space="preserve">Fonte: Inep/MEC (Gráficos 3 e 4).</w:t>
+      </w:r>
+    </w:p>
+    <w:p>
+      <w:pPr>
+        <w:spacing w:after="160" w:before="0"/>
+      </w:pPr>
+      <w:r>
+        <w:rPr>
+          <w:i/>
+          <w:iCs/>
+          <w:color w:val="595959"/>
+          <w:sz w:val="19"/>
+          <w:szCs w:val="19"/>
+        </w:rPr>
+        <w:t xml:space="preserve">Nota: no Gráfico 3, linha tracejada (Municipal) é aproximação pela média simples dos municípios de MG; o Inep não publica agregado estadual dessa rede nesta série. O Gráfico 4 não inclui a rede municipal por ter poucas escolas ofertantes do ensino médio.</w:t>
       </w:r>
     </w:p>
     <w:p>
@@ -586,20 +616,7 @@
     </w:p>
     <w:p>
       <w:pPr>
-        <w:spacing w:after="160" w:line="288"/>
-        <w:jc w:val="both"/>
-      </w:pPr>
-      <w:r>
-        <w:rPr>
-          <w:sz w:val="21"/>
-          <w:szCs w:val="21"/>
-        </w:rPr>
-        <w:t xml:space="preserve">Nas redes pública e estadual, os dois subíndices subiram juntos nas três etapas, o que sinaliza uma melhora genuína, em que o avanço na aprovação veio acompanhado de aprendizagem maior, e não de uma aprovação mais frouxa. O padrão mais chamativo é o da rede privada, cujo rendimento ficou estável nos anos iniciais e subiu nos anos finais e no ensino médio, entre 0,3% e 14,0%, mas cujo desempenho no Saeb caiu nas três etapas. Ou seja, a rede privada aprovou mais alunos sem que isso viesse acompanhado, em média, de mais aprendizagem, movimento inverso ao observado nas redes públicas.</w:t>
-      </w:r>
-    </w:p>
-    <w:p>
-      <w:pPr>
-        <w:spacing w:after="160" w:before="100"/>
+        <w:spacing w:after="20" w:before="100"/>
       </w:pPr>
       <w:r>
         <w:rPr>
@@ -610,6 +627,34 @@
           <w:szCs w:val="19"/>
         </w:rPr>
         <w:t xml:space="preserve">Fonte: Inep/MEC.</w:t>
+      </w:r>
+    </w:p>
+    <w:p>
+      <w:pPr>
+        <w:spacing w:after="160" w:before="0"/>
+      </w:pPr>
+      <w:r>
+        <w:rPr>
+          <w:i/>
+          <w:iCs/>
+          <w:color w:val="595959"/>
+          <w:sz w:val="19"/>
+          <w:szCs w:val="19"/>
+        </w:rPr>
+        <w:t xml:space="preserve">Nota: barras hachuradas (rede Municipal) indicam aproximação pela média simples dos municípios de MG. Δ% Desempenho e Δ% Rendimento são variações percentuais relativas (não pontos percentuais), calculadas como (valor 2025 − valor 2023) / valor 2023 × 100.</w:t>
+      </w:r>
+    </w:p>
+    <w:p>
+      <w:pPr>
+        <w:spacing w:after="160" w:line="288"/>
+        <w:jc w:val="both"/>
+      </w:pPr>
+      <w:r>
+        <w:rPr>
+          <w:sz w:val="21"/>
+          <w:szCs w:val="21"/>
+        </w:rPr>
+        <w:t xml:space="preserve">Nas redes pública e estadual, os dois subíndices subiram juntos nas três etapas, o que sinaliza uma melhora genuína, em que o avanço na aprovação veio acompanhado de aprendizagem maior, e não de uma aprovação mais frouxa. O padrão mais chamativo é o da rede privada, cujo rendimento ficou estável nos anos iniciais e subiu nos anos finais e no ensino médio, entre 0,3% e 14,0%, mas cujo desempenho no Saeb caiu nas três etapas. Ou seja, a rede privada aprovou mais alunos sem que isso viesse acompanhado, em média, de mais aprendizagem, movimento inverso ao observado nas redes públicas.</w:t>
       </w:r>
     </w:p>
     <w:p>
@@ -656,28 +701,13 @@
     </w:p>
     <w:p>
       <w:pPr>
-        <w:spacing w:after="160" w:before="100"/>
-      </w:pPr>
-      <w:r>
-        <w:rPr>
-          <w:i/>
-          <w:iCs/>
-          <w:color w:val="595959"/>
-          <w:sz w:val="19"/>
-          <w:szCs w:val="19"/>
-        </w:rPr>
-        <w:t xml:space="preserve">Fonte: Inep/MEC, divulgação Ideb 2025 por UF (ranking calculado sobre as 27 unidades da federação).</w:t>
-      </w:r>
-    </w:p>
-    <w:p>
-      <w:pPr>
         <w:spacing w:after="80" w:before="120"/>
         <w:jc w:val="center"/>
       </w:pPr>
       <w:r>
         <w:drawing>
           <wp:inline distT="0" distB="0" distL="0" distR="0">
-            <wp:extent cx="5461000" cy="7067550"/>
+            <wp:extent cx="5461000" cy="7024370"/>
             <wp:effectExtent t="0" r="0" b="0" l="0"/>
             <wp:docPr id="1" name="" descr="" title=""/>
             <wp:cNvGraphicFramePr>
@@ -702,7 +732,7 @@
                   <pic:spPr bwMode="auto">
                     <a:xfrm>
                       <a:off x="0" y="0"/>
-                      <a:ext cx="5461000" cy="7067550"/>
+                      <a:ext cx="5461000" cy="7024370"/>
                     </a:xfrm>
                     <a:prstGeom prst="rect">
                       <a:avLst/>
@@ -717,7 +747,7 @@
     </w:p>
     <w:p>
       <w:pPr>
-        <w:spacing w:after="160" w:before="100"/>
+        <w:spacing w:after="20" w:before="100"/>
       </w:pPr>
       <w:r>
         <w:rPr>
@@ -727,7 +757,22 @@
           <w:sz w:val="19"/>
           <w:szCs w:val="19"/>
         </w:rPr>
-        <w:t xml:space="preserve">Fonte: Inep/MEC (Gráfico 6).</w:t>
+        <w:t xml:space="preserve">Fonte: Inep/MEC, divulgação Ideb 2025 por UF (ranking calculado sobre as 27 unidades da federação).</w:t>
+      </w:r>
+    </w:p>
+    <w:p>
+      <w:pPr>
+        <w:spacing w:after="160" w:before="0"/>
+      </w:pPr>
+      <w:r>
+        <w:rPr>
+          <w:i/>
+          <w:iCs/>
+          <w:color w:val="595959"/>
+          <w:sz w:val="19"/>
+          <w:szCs w:val="19"/>
+        </w:rPr>
+        <w:t xml:space="preserve">Nota: UF ordenadas pela média do Ideb nas três etapas; Brasil no topo, fora do ranking das 27 UF. MG, SP, RJ, ES e o estado com maior Ideb no ensino médio (PR) em destaque.</w:t>
       </w:r>
     </w:p>
     <w:p>
@@ -754,7 +799,7 @@
       <w:r>
         <w:drawing>
           <wp:inline distT="0" distB="0" distL="0" distR="0">
-            <wp:extent cx="5461000" cy="7127875"/>
+            <wp:extent cx="5461000" cy="6738620"/>
             <wp:effectExtent t="0" r="0" b="0" l="0"/>
             <wp:docPr id="1" name="" descr="" title=""/>
             <wp:cNvGraphicFramePr>
@@ -779,7 +824,7 @@
                   <pic:spPr bwMode="auto">
                     <a:xfrm>
                       <a:off x="0" y="0"/>
-                      <a:ext cx="5461000" cy="7127875"/>
+                      <a:ext cx="5461000" cy="6738620"/>
                     </a:xfrm>
                     <a:prstGeom prst="rect">
                       <a:avLst/>
@@ -800,7 +845,7 @@
       <w:r>
         <w:drawing>
           <wp:inline distT="0" distB="0" distL="0" distR="0">
-            <wp:extent cx="5461000" cy="7840980"/>
+            <wp:extent cx="5461000" cy="7452360"/>
             <wp:effectExtent t="0" r="0" b="0" l="0"/>
             <wp:docPr id="1" name="" descr="" title=""/>
             <wp:cNvGraphicFramePr>
@@ -825,7 +870,7 @@
                   <pic:spPr bwMode="auto">
                     <a:xfrm>
                       <a:off x="0" y="0"/>
-                      <a:ext cx="5461000" cy="7840980"/>
+                      <a:ext cx="5461000" cy="7452360"/>
                     </a:xfrm>
                     <a:prstGeom prst="rect">
                       <a:avLst/>
@@ -846,7 +891,7 @@
       <w:r>
         <w:drawing>
           <wp:inline distT="0" distB="0" distL="0" distR="0">
-            <wp:extent cx="5461000" cy="7840980"/>
+            <wp:extent cx="5461000" cy="7452360"/>
             <wp:effectExtent t="0" r="0" b="0" l="0"/>
             <wp:docPr id="1" name="" descr="" title=""/>
             <wp:cNvGraphicFramePr>
@@ -871,7 +916,7 @@
                   <pic:spPr bwMode="auto">
                     <a:xfrm>
                       <a:off x="0" y="0"/>
-                      <a:ext cx="5461000" cy="7840980"/>
+                      <a:ext cx="5461000" cy="7452360"/>
                     </a:xfrm>
                     <a:prstGeom prst="rect">
                       <a:avLst/>
@@ -925,67 +970,7 @@
     </w:p>
     <w:p>
       <w:pPr>
-        <w:pBdr>
-          <w:left w:val="single" w:color="1F4E79" w:sz="24" w:space="8"/>
-        </w:pBdr>
-        <w:shd w:fill="EAF1F8" w:val="clear"/>
-        <w:spacing w:after="40" w:before="120"/>
-        <w:ind w:left="200"/>
-      </w:pPr>
-      <w:r>
-        <w:rPr>
-          <w:b/>
-          <w:bCs/>
-          <w:color w:val="1F4E79"/>
-          <w:sz w:val="19"/>
-          <w:szCs w:val="19"/>
-        </w:rPr>
-        <w:t xml:space="preserve">OBSERVAÇÃO METODOLÓGICA</w:t>
-      </w:r>
-    </w:p>
-    <w:p>
-      <w:pPr>
-        <w:pBdr>
-          <w:left w:val="single" w:color="1F4E79" w:sz="24" w:space="8"/>
-        </w:pBdr>
-        <w:shd w:fill="EAF1F8" w:val="clear"/>
-        <w:spacing w:after="60"/>
-        <w:ind w:left="200"/>
-        <w:jc w:val="both"/>
-      </w:pPr>
-      <w:r>
-        <w:rPr>
-          <w:i/>
-          <w:iCs/>
-          <w:sz w:val="19"/>
-          <w:szCs w:val="19"/>
-        </w:rPr>
-        <w:t xml:space="preserve">Nos Gráficos 7 a 9, SRE com menos de 3 escolas naquela rede/etapa foram omitidas para evitar percentuais de "tudo ou nada" sem significado (afetou Campo Belo, Curvelo, Itajubá, Metropolitana A e Pirapora, só nos anos iniciais). É um corte mais simples do que o critério de participação usado pelo Inep para divulgar resultado por escola (10 alunos presentes e 80% de participação), que não pôde ser aplicado aqui porque os arquivos de divulgação não trazem o número de alunos avaliados, apenas o Ideb já calculado.</w:t>
-      </w:r>
-    </w:p>
-    <w:p>
-      <w:pPr>
-        <w:pBdr>
-          <w:left w:val="single" w:color="1F4E79" w:sz="24" w:space="8"/>
-        </w:pBdr>
-        <w:shd w:fill="EAF1F8" w:val="clear"/>
-        <w:spacing w:after="200"/>
-        <w:ind w:left="200"/>
-        <w:jc w:val="both"/>
-      </w:pPr>
-      <w:r>
-        <w:rPr>
-          <w:i/>
-          <w:iCs/>
-          <w:sz w:val="19"/>
-          <w:szCs w:val="19"/>
-        </w:rPr>
-        <w:t xml:space="preserve">Belo Horizonte foi reclassificada de "Metropolitana", rótulo genérico que vinha no cruzamento, para SRE Metropolitana C, conforme a SEE-MG. Correção já aplicada na planilha-fonte e nos gráficos.</w:t>
-      </w:r>
-    </w:p>
-    <w:p>
-      <w:pPr>
-        <w:spacing w:after="160" w:before="100"/>
+        <w:spacing w:after="20" w:before="100"/>
       </w:pPr>
       <w:r>
         <w:rPr>
@@ -996,6 +981,21 @@
           <w:szCs w:val="19"/>
         </w:rPr>
         <w:t xml:space="preserve">Fonte: Inep/MEC (Gráficos 7, 8 e 9).</w:t>
+      </w:r>
+    </w:p>
+    <w:p>
+      <w:pPr>
+        <w:spacing w:after="160" w:before="0"/>
+      </w:pPr>
+      <w:r>
+        <w:rPr>
+          <w:i/>
+          <w:iCs/>
+          <w:color w:val="595959"/>
+          <w:sz w:val="19"/>
+          <w:szCs w:val="19"/>
+        </w:rPr>
+        <w:t xml:space="preserve">Nota: SRE com menos de 3 escolas naquela rede/etapa foram omitidas, para evitar percentuais de "tudo ou nada" sem significado (afetou Campo Belo, Curvelo, Itajubá, Metropolitana A e Pirapora, só nos anos iniciais). Belo Horizonte foi reclassificada de "Metropolitana", rótulo genérico que vinha no cruzamento original, para SRE Metropolitana C, conforme a SEE-MG.</w:t>
       </w:r>
     </w:p>
     <w:p>
@@ -1048,7 +1048,7 @@
       <w:r>
         <w:drawing>
           <wp:inline distT="0" distB="0" distL="0" distR="0">
-            <wp:extent cx="5461000" cy="7840980"/>
+            <wp:extent cx="5461000" cy="7452360"/>
             <wp:effectExtent t="0" r="0" b="0" l="0"/>
             <wp:docPr id="1" name="" descr="" title=""/>
             <wp:cNvGraphicFramePr>
@@ -1073,7 +1073,7 @@
                   <pic:spPr bwMode="auto">
                     <a:xfrm>
                       <a:off x="0" y="0"/>
-                      <a:ext cx="5461000" cy="7840980"/>
+                      <a:ext cx="5461000" cy="7452360"/>
                     </a:xfrm>
                     <a:prstGeom prst="rect">
                       <a:avLst/>
@@ -1094,7 +1094,7 @@
       <w:r>
         <w:drawing>
           <wp:inline distT="0" distB="0" distL="0" distR="0">
-            <wp:extent cx="5461000" cy="7698740"/>
+            <wp:extent cx="5461000" cy="7309485"/>
             <wp:effectExtent t="0" r="0" b="0" l="0"/>
             <wp:docPr id="1" name="" descr="" title=""/>
             <wp:cNvGraphicFramePr>
@@ -1119,7 +1119,7 @@
                   <pic:spPr bwMode="auto">
                     <a:xfrm>
                       <a:off x="0" y="0"/>
-                      <a:ext cx="5461000" cy="7698740"/>
+                      <a:ext cx="5461000" cy="7309485"/>
                     </a:xfrm>
                     <a:prstGeom prst="rect">
                       <a:avLst/>
@@ -1134,7 +1134,7 @@
     </w:p>
     <w:p>
       <w:pPr>
-        <w:spacing w:after="160" w:before="100"/>
+        <w:spacing w:after="20" w:before="100"/>
       </w:pPr>
       <w:r>
         <w:rPr>
@@ -1145,6 +1145,21 @@
           <w:szCs w:val="19"/>
         </w:rPr>
         <w:t xml:space="preserve">Fonte: Inep/MEC (Gráficos 10 e 11).</w:t>
+      </w:r>
+    </w:p>
+    <w:p>
+      <w:pPr>
+        <w:spacing w:after="160" w:before="0"/>
+      </w:pPr>
+      <w:r>
+        <w:rPr>
+          <w:i/>
+          <w:iCs/>
+          <w:color w:val="595959"/>
+          <w:sz w:val="19"/>
+          <w:szCs w:val="19"/>
+        </w:rPr>
+        <w:t xml:space="preserve">Nota: SRE com menos de 3 escolas municipais naquela etapa foram omitidas.</w:t>
       </w:r>
     </w:p>
     <w:p>
@@ -1236,7 +1251,7 @@
       <w:r>
         <w:drawing>
           <wp:inline distT="0" distB="0" distL="0" distR="0">
-            <wp:extent cx="5461000" cy="3183890"/>
+            <wp:extent cx="5461000" cy="3696335"/>
             <wp:effectExtent t="0" r="0" b="0" l="0"/>
             <wp:docPr id="1" name="" descr="" title=""/>
             <wp:cNvGraphicFramePr>
@@ -1261,7 +1276,7 @@
                   <pic:spPr bwMode="auto">
                     <a:xfrm>
                       <a:off x="0" y="0"/>
-                      <a:ext cx="5461000" cy="3183890"/>
+                      <a:ext cx="5461000" cy="3696335"/>
                     </a:xfrm>
                     <a:prstGeom prst="rect">
                       <a:avLst/>
@@ -1276,7 +1291,7 @@
     </w:p>
     <w:p>
       <w:pPr>
-        <w:spacing w:after="160" w:before="100"/>
+        <w:spacing w:after="20" w:before="100"/>
       </w:pPr>
       <w:r>
         <w:rPr>
@@ -1286,7 +1301,22 @@
           <w:sz w:val="19"/>
           <w:szCs w:val="19"/>
         </w:rPr>
-        <w:t xml:space="preserve">Fonte: Inep/MEC, Indicador de Nível Socioeconômico das Escolas de Educação Básica (Inse), edição 2023.</w:t>
+        <w:t xml:space="preserve">Fonte: Inep/MEC (Ideb 2025) e Inep, Indicador de Nível Socioeconômico das Escolas de Educação Básica (Inse), edição 2023.</w:t>
+      </w:r>
+    </w:p>
+    <w:p>
+      <w:pPr>
+        <w:spacing w:after="160" w:before="0"/>
+      </w:pPr>
+      <w:r>
+        <w:rPr>
+          <w:i/>
+          <w:iCs/>
+          <w:color w:val="595959"/>
+          <w:sz w:val="19"/>
+          <w:szCs w:val="19"/>
+        </w:rPr>
+        <w:t xml:space="preserve">Nota: cada ponto é uma SRE (rede estadual, N=47); linha tracejada é a reta de regressão linear.</w:t>
       </w:r>
     </w:p>
     <w:p>
@@ -1339,7 +1369,7 @@
       <w:r>
         <w:drawing>
           <wp:inline distT="0" distB="0" distL="0" distR="0">
-            <wp:extent cx="5461000" cy="5569585"/>
+            <wp:extent cx="5461000" cy="4790440"/>
             <wp:effectExtent t="0" r="0" b="0" l="0"/>
             <wp:docPr id="1" name="" descr="" title=""/>
             <wp:cNvGraphicFramePr>
@@ -1364,7 +1394,7 @@
                   <pic:spPr bwMode="auto">
                     <a:xfrm>
                       <a:off x="0" y="0"/>
-                      <a:ext cx="5461000" cy="5569585"/>
+                      <a:ext cx="5461000" cy="4790440"/>
                     </a:xfrm>
                     <a:prstGeom prst="rect">
                       <a:avLst/>
@@ -1379,7 +1409,7 @@
     </w:p>
     <w:p>
       <w:pPr>
-        <w:spacing w:after="160" w:before="100"/>
+        <w:spacing w:after="20" w:before="100"/>
       </w:pPr>
       <w:r>
         <w:rPr>
@@ -1390,6 +1420,21 @@
           <w:szCs w:val="19"/>
         </w:rPr>
         <w:t xml:space="preserve">Fonte: Inep/MEC, divulgação Ideb 2025 por escola.</w:t>
+      </w:r>
+    </w:p>
+    <w:p>
+      <w:pPr>
+        <w:spacing w:after="160" w:before="0"/>
+      </w:pPr>
+      <w:r>
+        <w:rPr>
+          <w:i/>
+          <w:iCs/>
+          <w:color w:val="595959"/>
+          <w:sz w:val="19"/>
+          <w:szCs w:val="19"/>
+        </w:rPr>
+        <w:t xml:space="preserve">Nota: linha tracejada é o Ideb da rede estadual de MG no ensino médio (4,5).</w:t>
       </w:r>
     </w:p>
     <w:p>

--- a/2025/rascunho_informativo_ideb_2025.docx
+++ b/2025/rascunho_informativo_ideb_2025.docx
@@ -176,7 +176,7 @@
       <w:r>
         <w:drawing>
           <wp:inline distT="0" distB="0" distL="0" distR="0">
-            <wp:extent cx="6096000" cy="3303905"/>
+            <wp:extent cx="5461000" cy="2959735"/>
             <wp:effectExtent t="0" r="0" b="0" l="0"/>
             <wp:docPr id="1" name="" descr="" title=""/>
             <wp:cNvGraphicFramePr>
@@ -201,7 +201,7 @@
                   <pic:spPr bwMode="auto">
                     <a:xfrm>
                       <a:off x="0" y="0"/>
-                      <a:ext cx="6096000" cy="3303905"/>
+                      <a:ext cx="5461000" cy="2959735"/>
                     </a:xfrm>
                     <a:prstGeom prst="rect">
                       <a:avLst/>
@@ -216,32 +216,6 @@
     </w:p>
     <w:p>
       <w:pPr>
-        <w:spacing w:after="160" w:line="288"/>
-        <w:jc w:val="both"/>
-      </w:pPr>
-      <w:r>
-        <w:rPr>
-          <w:sz w:val="21"/>
-          <w:szCs w:val="21"/>
-        </w:rPr>
-        <w:t xml:space="preserve">De maneira geral, os dados de 2025 apontam para avanços em todas as etapas e redes, revertendo a estagnação observada na comparação anterior, entre 2017 e 2019. Nos anos iniciais, o Ideb estadual passou de 6,2 para 6,7 entre 2023 e 2025. Nos anos finais, a variação foi de 4,6 para 5,3 e, no ensino médio, de 4,0 para 4,5. Minas Gerais superou a média nacional em todas as etapas e redes comparáveis, com 6,7 contra 6,4 nos anos iniciais na rede estadual, 5,3 contra 5,1 nos anos finais e 4,5 contra 4,3 no ensino médio. À medida que se avança no processo de escolarização, o desempenho absoluto ainda cai, de modo que os anos finais e o ensino médio seguem com Ideb mais baixo que os anos iniciais, mas o ritmo de melhora entre 2023 e 2025 foi mais forte justamente nessas duas etapas mais desafiadoras.</w:t>
-      </w:r>
-    </w:p>
-    <w:p>
-      <w:pPr>
-        <w:spacing w:after="160" w:line="288"/>
-        <w:jc w:val="both"/>
-      </w:pPr>
-      <w:r>
-        <w:rPr>
-          <w:sz w:val="21"/>
-          <w:szCs w:val="21"/>
-        </w:rPr>
-        <w:t xml:space="preserve">Desde 2005, quando a série histórica do Ideb foi iniciada, os anos iniciais tiveram o maior avanço, tendo alcançado a meta de longo prazo de 6,0 ainda na década passada. O ciclo de 2021 marcou uma queda em todas as etapas, refletindo o impacto da pandemia de Covid-19 sobre a aprendizagem. Em 2025, no entanto, as três etapas atingiram os maiores valores da própria série histórica iniciada em 2005 (Gráfico 2).</w:t>
-      </w:r>
-    </w:p>
-    <w:p>
-      <w:pPr>
         <w:spacing w:after="20" w:before="100"/>
       </w:pPr>
       <w:r>
@@ -268,6 +242,32 @@
           <w:szCs w:val="19"/>
         </w:rPr>
         <w:t xml:space="preserve">Nota: barras hachuradas (rede Municipal) indicam aproximação pela média simples dos municípios de MG; o Inep não publica agregado estadual dessa rede nesta tabela. Rede pública considera as escolas municipais, estaduais e federais.</w:t>
+      </w:r>
+    </w:p>
+    <w:p>
+      <w:pPr>
+        <w:spacing w:after="160" w:line="288"/>
+        <w:jc w:val="both"/>
+      </w:pPr>
+      <w:r>
+        <w:rPr>
+          <w:sz w:val="21"/>
+          <w:szCs w:val="21"/>
+        </w:rPr>
+        <w:t xml:space="preserve">De maneira geral, os dados de 2025 apontam para avanços em todas as etapas e redes, revertendo a estagnação observada na comparação anterior, entre 2017 e 2019. Nos anos iniciais, o Ideb estadual passou de 6,2 para 6,7 entre 2023 e 2025. Nos anos finais, a variação foi de 4,6 para 5,3 e, no ensino médio, de 4,0 para 4,5. Minas Gerais superou a média nacional em todas as etapas e redes comparáveis, com 6,7 contra 6,4 nos anos iniciais na rede estadual, 5,3 contra 5,1 nos anos finais e 4,5 contra 4,3 no ensino médio. À medida que se avança no processo de escolarização, o desempenho absoluto ainda cai, de modo que os anos finais e o ensino médio seguem com Ideb mais baixo que os anos iniciais, mas o ritmo de melhora entre 2023 e 2025 foi mais forte justamente nessas duas etapas mais desafiadoras.</w:t>
+      </w:r>
+    </w:p>
+    <w:p>
+      <w:pPr>
+        <w:spacing w:after="160" w:line="288"/>
+        <w:jc w:val="both"/>
+      </w:pPr>
+      <w:r>
+        <w:rPr>
+          <w:sz w:val="21"/>
+          <w:szCs w:val="21"/>
+        </w:rPr>
+        <w:t xml:space="preserve">Desde 2005, quando a série histórica do Ideb foi iniciada, os anos iniciais tiveram o maior avanço, tendo alcançado a meta de longo prazo de 6,0 ainda na década passada. O ciclo de 2021 marcou uma queda em todas as etapas, refletindo o impacto da pandemia de Covid-19 sobre a aprendizagem. Em 2025, no entanto, as três etapas atingiram os maiores valores da própria série histórica iniciada em 2005 (Gráfico 2).</w:t>
       </w:r>
     </w:p>
     <w:p>
@@ -307,7 +307,7 @@
       <w:r>
         <w:drawing>
           <wp:inline distT="0" distB="0" distL="0" distR="0">
-            <wp:extent cx="5715000" cy="4337050"/>
+            <wp:extent cx="5461000" cy="4144010"/>
             <wp:effectExtent t="0" r="0" b="0" l="0"/>
             <wp:docPr id="1" name="" descr="" title=""/>
             <wp:cNvGraphicFramePr>
@@ -332,7 +332,7 @@
                   <pic:spPr bwMode="auto">
                     <a:xfrm>
                       <a:off x="0" y="0"/>
-                      <a:ext cx="5715000" cy="4337050"/>
+                      <a:ext cx="5461000" cy="4144010"/>
                     </a:xfrm>
                     <a:prstGeom prst="rect">
                       <a:avLst/>
@@ -399,7 +399,7 @@
       <w:r>
         <w:drawing>
           <wp:inline distT="0" distB="0" distL="0" distR="0">
-            <wp:extent cx="5715000" cy="4337050"/>
+            <wp:extent cx="5461000" cy="4144010"/>
             <wp:effectExtent t="0" r="0" b="0" l="0"/>
             <wp:docPr id="1" name="" descr="" title=""/>
             <wp:cNvGraphicFramePr>
@@ -424,7 +424,7 @@
                   <pic:spPr bwMode="auto">
                     <a:xfrm>
                       <a:off x="0" y="0"/>
-                      <a:ext cx="5715000" cy="4337050"/>
+                      <a:ext cx="5461000" cy="4144010"/>
                     </a:xfrm>
                     <a:prstGeom prst="rect">
                       <a:avLst/>
@@ -445,7 +445,7 @@
       <w:r>
         <w:drawing>
           <wp:inline distT="0" distB="0" distL="0" distR="0">
-            <wp:extent cx="5715000" cy="4248150"/>
+            <wp:extent cx="5461000" cy="4058920"/>
             <wp:effectExtent t="0" r="0" b="0" l="0"/>
             <wp:docPr id="1" name="" descr="" title=""/>
             <wp:cNvGraphicFramePr>
@@ -470,7 +470,7 @@
                   <pic:spPr bwMode="auto">
                     <a:xfrm>
                       <a:off x="0" y="0"/>
-                      <a:ext cx="5715000" cy="4248150"/>
+                      <a:ext cx="5461000" cy="4058920"/>
                     </a:xfrm>
                     <a:prstGeom prst="rect">
                       <a:avLst/>
@@ -485,32 +485,6 @@
     </w:p>
     <w:p>
       <w:pPr>
-        <w:spacing w:after="160" w:line="288"/>
-        <w:jc w:val="both"/>
-      </w:pPr>
-      <w:r>
-        <w:rPr>
-          <w:sz w:val="21"/>
-          <w:szCs w:val="21"/>
-        </w:rPr>
-        <w:t xml:space="preserve">Os anos finais do ensino fundamental tiveram o avanço mais expressivo do ciclo. O Ideb estadual saltou de 4,6, em 2023, para 5,3, em 2025, o maior valor da série histórica, superando até o pico local de 2021, de 5,0, atingido em condições atípicas de pandemia. A rede pública seguiu o mesmo padrão, passando de 4,7 para 5,3.</w:t>
-      </w:r>
-    </w:p>
-    <w:p>
-      <w:pPr>
-        <w:spacing w:after="160" w:line="288"/>
-        <w:jc w:val="both"/>
-      </w:pPr>
-      <w:r>
-        <w:rPr>
-          <w:sz w:val="21"/>
-          <w:szCs w:val="21"/>
-        </w:rPr>
-        <w:t xml:space="preserve">No ensino médio, o Ideb estadual passou de 4,0, patamar em que estava estabilizado desde 2019, para 4,5 em 2025, também recorde da série histórica. Vale registrar que o período avaliado, entre 2023 e 2025, coincide com a consolidação do Novo Ensino Médio nas redes estaduais, reforma curricular implementada a partir de 2022 cujos efeitos sobre a organização da etapa ainda estão em avaliação. Não é possível, portanto, com os dados disponíveis, isolar sua contribuição específica para o resultado observado.</w:t>
-      </w:r>
-    </w:p>
-    <w:p>
-      <w:pPr>
         <w:spacing w:after="20" w:before="100"/>
       </w:pPr>
       <w:r>
@@ -537,6 +511,32 @@
           <w:szCs w:val="19"/>
         </w:rPr>
         <w:t xml:space="preserve">Nota: no Gráfico 3, linha tracejada (Municipal) é aproximação pela média simples dos municípios de MG; o Inep não publica agregado estadual dessa rede nesta série. O Gráfico 4 não inclui a rede municipal por ter poucas escolas ofertantes do ensino médio.</w:t>
+      </w:r>
+    </w:p>
+    <w:p>
+      <w:pPr>
+        <w:spacing w:after="160" w:line="288"/>
+        <w:jc w:val="both"/>
+      </w:pPr>
+      <w:r>
+        <w:rPr>
+          <w:sz w:val="21"/>
+          <w:szCs w:val="21"/>
+        </w:rPr>
+        <w:t xml:space="preserve">Os anos finais do ensino fundamental tiveram o avanço mais expressivo do ciclo. O Ideb estadual saltou de 4,6, em 2023, para 5,3, em 2025, o maior valor da série histórica, superando até o pico local de 2021, de 5,0, atingido em condições atípicas de pandemia. A rede pública seguiu o mesmo padrão, passando de 4,7 para 5,3.</w:t>
+      </w:r>
+    </w:p>
+    <w:p>
+      <w:pPr>
+        <w:spacing w:after="160" w:line="288"/>
+        <w:jc w:val="both"/>
+      </w:pPr>
+      <w:r>
+        <w:rPr>
+          <w:sz w:val="21"/>
+          <w:szCs w:val="21"/>
+        </w:rPr>
+        <w:t xml:space="preserve">No ensino médio, o Ideb estadual passou de 4,0, patamar em que estava estabilizado desde 2019, para 4,5 em 2025, também recorde da série histórica. Vale registrar que o período avaliado, entre 2023 e 2025, coincide com a consolidação do Novo Ensino Médio nas redes estaduais, reforma curricular implementada a partir de 2022 cujos efeitos sobre a organização da etapa ainda estão em avaliação. Não é possível, portanto, com os dados disponíveis, isolar sua contribuição específica para o resultado observado.</w:t>
       </w:r>
     </w:p>
     <w:p>
@@ -576,7 +576,7 @@
       <w:r>
         <w:drawing>
           <wp:inline distT="0" distB="0" distL="0" distR="0">
-            <wp:extent cx="5715000" cy="2607945"/>
+            <wp:extent cx="5461000" cy="2294255"/>
             <wp:effectExtent t="0" r="0" b="0" l="0"/>
             <wp:docPr id="1" name="" descr="" title=""/>
             <wp:cNvGraphicFramePr>
@@ -601,7 +601,7 @@
                   <pic:spPr bwMode="auto">
                     <a:xfrm>
                       <a:off x="0" y="0"/>
-                      <a:ext cx="5715000" cy="2607945"/>
+                      <a:ext cx="5461000" cy="2294255"/>
                     </a:xfrm>
                     <a:prstGeom prst="rect">
                       <a:avLst/>
@@ -891,7 +891,7 @@
       <w:r>
         <w:drawing>
           <wp:inline distT="0" distB="0" distL="0" distR="0">
-            <wp:extent cx="5461000" cy="7452360"/>
+            <wp:extent cx="5461000" cy="7447915"/>
             <wp:effectExtent t="0" r="0" b="0" l="0"/>
             <wp:docPr id="1" name="" descr="" title=""/>
             <wp:cNvGraphicFramePr>
@@ -916,7 +916,7 @@
                   <pic:spPr bwMode="auto">
                     <a:xfrm>
                       <a:off x="0" y="0"/>
-                      <a:ext cx="5461000" cy="7452360"/>
+                      <a:ext cx="5461000" cy="7447915"/>
                     </a:xfrm>
                     <a:prstGeom prst="rect">
                       <a:avLst/>
@@ -931,45 +931,6 @@
     </w:p>
     <w:p>
       <w:pPr>
-        <w:spacing w:after="160" w:line="288"/>
-        <w:jc w:val="both"/>
-      </w:pPr>
-      <w:r>
-        <w:rPr>
-          <w:sz w:val="21"/>
-          <w:szCs w:val="21"/>
-        </w:rPr>
-        <w:t xml:space="preserve">Nos anos iniciais, o quadro regional é bastante positivo. Em 34 das SRE analisadas, mais de 90% das escolas estaduais têm Ideb igual ou acima de 6, e em 12 delas todas as escolas atingem essa faixa. As SRE de Januária, Almenara e Carangola apresentam os menores percentuais nessa faixa, entre 48% e 50%, ainda assim a maioria das escolas.</w:t>
-      </w:r>
-    </w:p>
-    <w:p>
-      <w:pPr>
-        <w:spacing w:after="160" w:line="288"/>
-        <w:jc w:val="both"/>
-      </w:pPr>
-      <w:r>
-        <w:rPr>
-          <w:sz w:val="21"/>
-          <w:szCs w:val="21"/>
-        </w:rPr>
-        <w:t xml:space="preserve">Avançando no ciclo escolar, o quadro nos anos finais é mais desafiador. Apenas 13% das escolas estaduais do estado têm Ideb igual ou acima de 6, e a maior parte, 56%, está na faixa intermediária, de 5 a 5,9. As SRE de Conselheiro Lafaiete, Muriaé e Poços de Caldas têm os maiores percentuais de escolas na faixa mais alta, com 43%, 32% e 29%, respectivamente. Teófilo Otoni e Unaí, por sua vez, não têm nenhuma escola estadual com Ideb acima de 6 nessa etapa, e Caratinga, Januária e Teófilo Otoni concentram os maiores percentuais de escolas abaixo de 4.</w:t>
-      </w:r>
-    </w:p>
-    <w:p>
-      <w:pPr>
-        <w:spacing w:after="160" w:line="288"/>
-        <w:jc w:val="both"/>
-      </w:pPr>
-      <w:r>
-        <w:rPr>
-          <w:sz w:val="21"/>
-          <w:szCs w:val="21"/>
-        </w:rPr>
-        <w:t xml:space="preserve">O ensino médio é a etapa com o cenário mais crítico. Menos de 1% das escolas estaduais do estado atingem Ideb igual ou acima de 6, e 72% estão na faixa de 4 a 4,9. Januária, Teófilo Otoni e Montes Claros concentram os maiores percentuais de escolas com Ideb abaixo de 4 nessa etapa, com 38%, 33% e 30%, respectivamente.</w:t>
-      </w:r>
-    </w:p>
-    <w:p>
-      <w:pPr>
         <w:spacing w:after="20" w:before="100"/>
       </w:pPr>
       <w:r>
@@ -996,6 +957,45 @@
           <w:szCs w:val="19"/>
         </w:rPr>
         <w:t xml:space="preserve">Nota: SRE com menos de 3 escolas naquela rede/etapa foram omitidas, para evitar percentuais de "tudo ou nada" sem significado (afetou Campo Belo, Curvelo, Itajubá, Metropolitana A e Pirapora, só nos anos iniciais). Belo Horizonte foi reclassificada de "Metropolitana", rótulo genérico que vinha no cruzamento original, para SRE Metropolitana C, conforme a SEE-MG.</w:t>
+      </w:r>
+    </w:p>
+    <w:p>
+      <w:pPr>
+        <w:spacing w:after="160" w:line="288"/>
+        <w:jc w:val="both"/>
+      </w:pPr>
+      <w:r>
+        <w:rPr>
+          <w:sz w:val="21"/>
+          <w:szCs w:val="21"/>
+        </w:rPr>
+        <w:t xml:space="preserve">Nos anos iniciais, o quadro regional é bastante positivo. Em 34 das SRE analisadas, mais de 90% das escolas estaduais têm Ideb igual ou acima de 6, e em 12 delas todas as escolas atingem essa faixa. As SRE de Januária, Almenara e Carangola apresentam os menores percentuais nessa faixa, entre 48% e 50%, ainda assim a maioria das escolas.</w:t>
+      </w:r>
+    </w:p>
+    <w:p>
+      <w:pPr>
+        <w:spacing w:after="160" w:line="288"/>
+        <w:jc w:val="both"/>
+      </w:pPr>
+      <w:r>
+        <w:rPr>
+          <w:sz w:val="21"/>
+          <w:szCs w:val="21"/>
+        </w:rPr>
+        <w:t xml:space="preserve">Avançando no ciclo escolar, o quadro nos anos finais é mais desafiador. Apenas 13% das escolas estaduais do estado têm Ideb igual ou acima de 6, e a maior parte, 56%, está na faixa intermediária, de 5 a 5,9. As SRE de Conselheiro Lafaiete, Muriaé e Poços de Caldas têm os maiores percentuais de escolas na faixa mais alta, com 43%, 32% e 29%, respectivamente. Teófilo Otoni e Unaí, por sua vez, não têm nenhuma escola estadual com Ideb acima de 6 nessa etapa, e Caratinga, Januária e Teófilo Otoni concentram os maiores percentuais de escolas abaixo de 4.</w:t>
+      </w:r>
+    </w:p>
+    <w:p>
+      <w:pPr>
+        <w:spacing w:after="160" w:line="288"/>
+        <w:jc w:val="both"/>
+      </w:pPr>
+      <w:r>
+        <w:rPr>
+          <w:sz w:val="21"/>
+          <w:szCs w:val="21"/>
+        </w:rPr>
+        <w:t xml:space="preserve">O ensino médio é a etapa com o cenário mais crítico. Menos de 1% das escolas estaduais do estado atingem Ideb igual ou acima de 6, e 72% estão na faixa de 4 a 4,9. Januária, Teófilo Otoni e Montes Claros concentram os maiores percentuais de escolas com Ideb abaixo de 4 nessa etapa, com 38%, 33% e 30%, respectivamente.</w:t>
       </w:r>
     </w:p>
     <w:p>
@@ -1048,7 +1048,7 @@
       <w:r>
         <w:drawing>
           <wp:inline distT="0" distB="0" distL="0" distR="0">
-            <wp:extent cx="5461000" cy="7452360"/>
+            <wp:extent cx="5461000" cy="7399655"/>
             <wp:effectExtent t="0" r="0" b="0" l="0"/>
             <wp:docPr id="1" name="" descr="" title=""/>
             <wp:cNvGraphicFramePr>
@@ -1073,7 +1073,7 @@
                   <pic:spPr bwMode="auto">
                     <a:xfrm>
                       <a:off x="0" y="0"/>
-                      <a:ext cx="5461000" cy="7452360"/>
+                      <a:ext cx="5461000" cy="7399655"/>
                     </a:xfrm>
                     <a:prstGeom prst="rect">
                       <a:avLst/>
@@ -1251,7 +1251,7 @@
       <w:r>
         <w:drawing>
           <wp:inline distT="0" distB="0" distL="0" distR="0">
-            <wp:extent cx="5461000" cy="3696335"/>
+            <wp:extent cx="5461000" cy="3218180"/>
             <wp:effectExtent t="0" r="0" b="0" l="0"/>
             <wp:docPr id="1" name="" descr="" title=""/>
             <wp:cNvGraphicFramePr>
@@ -1276,7 +1276,7 @@
                   <pic:spPr bwMode="auto">
                     <a:xfrm>
                       <a:off x="0" y="0"/>
-                      <a:ext cx="5461000" cy="3696335"/>
+                      <a:ext cx="5461000" cy="3218180"/>
                     </a:xfrm>
                     <a:prstGeom prst="rect">
                       <a:avLst/>
@@ -1369,7 +1369,7 @@
       <w:r>
         <w:drawing>
           <wp:inline distT="0" distB="0" distL="0" distR="0">
-            <wp:extent cx="5461000" cy="4790440"/>
+            <wp:extent cx="5461000" cy="4671695"/>
             <wp:effectExtent t="0" r="0" b="0" l="0"/>
             <wp:docPr id="1" name="" descr="" title=""/>
             <wp:cNvGraphicFramePr>
@@ -1394,7 +1394,7 @@
                   <pic:spPr bwMode="auto">
                     <a:xfrm>
                       <a:off x="0" y="0"/>
-                      <a:ext cx="5461000" cy="4790440"/>
+                      <a:ext cx="5461000" cy="4671695"/>
                     </a:xfrm>
                     <a:prstGeom prst="rect">
                       <a:avLst/>
